--- a/lab04_prompt_program/report.docx
+++ b/lab04_prompt_program/report.docx
@@ -283,7 +283,7 @@
       <w:r>
         <w:fldChar w:fldCharType="separate"/>
       </w:r>
-      <w:hyperlink w:anchor="_Toc239784196" w:history="1">
+      <w:hyperlink w:anchor="_Toc239784367" w:history="1">
         <w:r>
           <w:rPr>
             <w:rStyle w:val="aff8"/>
@@ -311,7 +311,7 @@
             <w:noProof/>
             <w:webHidden/>
           </w:rPr>
-          <w:instrText xml:space="preserve"> PAGEREF _Toc239784196 \h </w:instrText>
+          <w:instrText xml:space="preserve"> PAGEREF _Toc239784367 \h </w:instrText>
         </w:r>
         <w:r>
           <w:rPr>
@@ -356,7 +356,7 @@
           <w:lang w:val="ru-RU" w:eastAsia="ru-RU"/>
         </w:rPr>
       </w:pPr>
-      <w:hyperlink w:anchor="_Toc239784197" w:history="1">
+      <w:hyperlink w:anchor="_Toc239784368" w:history="1">
         <w:r>
           <w:rPr>
             <w:rStyle w:val="aff8"/>
@@ -384,7 +384,7 @@
             <w:noProof/>
             <w:webHidden/>
           </w:rPr>
-          <w:instrText xml:space="preserve"> PAGEREF _Toc239784197 \h </w:instrText>
+          <w:instrText xml:space="preserve"> PAGEREF _Toc239784368 \h </w:instrText>
         </w:r>
         <w:r>
           <w:rPr>
@@ -429,7 +429,7 @@
           <w:lang w:val="ru-RU" w:eastAsia="ru-RU"/>
         </w:rPr>
       </w:pPr>
-      <w:hyperlink w:anchor="_Toc239784198" w:history="1">
+      <w:hyperlink w:anchor="_Toc239784369" w:history="1">
         <w:r>
           <w:rPr>
             <w:rStyle w:val="aff8"/>
@@ -457,7 +457,7 @@
             <w:noProof/>
             <w:webHidden/>
           </w:rPr>
-          <w:instrText xml:space="preserve"> PAGEREF _Toc239784198 \h </w:instrText>
+          <w:instrText xml:space="preserve"> PAGEREF _Toc239784369 \h </w:instrText>
         </w:r>
         <w:r>
           <w:rPr>
@@ -502,7 +502,7 @@
           <w:lang w:val="ru-RU" w:eastAsia="ru-RU"/>
         </w:rPr>
       </w:pPr>
-      <w:hyperlink w:anchor="_Toc239784199" w:history="1">
+      <w:hyperlink w:anchor="_Toc239784370" w:history="1">
         <w:r>
           <w:rPr>
             <w:rStyle w:val="aff8"/>
@@ -530,7 +530,7 @@
             <w:noProof/>
             <w:webHidden/>
           </w:rPr>
-          <w:instrText xml:space="preserve"> PAGEREF _Toc239784199 \h </w:instrText>
+          <w:instrText xml:space="preserve"> PAGEREF _Toc239784370 \h </w:instrText>
         </w:r>
         <w:r>
           <w:rPr>
@@ -575,7 +575,7 @@
           <w:lang w:val="ru-RU" w:eastAsia="ru-RU"/>
         </w:rPr>
       </w:pPr>
-      <w:hyperlink w:anchor="_Toc239784200" w:history="1">
+      <w:hyperlink w:anchor="_Toc239784371" w:history="1">
         <w:r>
           <w:rPr>
             <w:rStyle w:val="aff8"/>
@@ -603,7 +603,7 @@
             <w:noProof/>
             <w:webHidden/>
           </w:rPr>
-          <w:instrText xml:space="preserve"> PAGEREF _Toc239784200 \h </w:instrText>
+          <w:instrText xml:space="preserve"> PAGEREF _Toc239784371 \h </w:instrText>
         </w:r>
         <w:r>
           <w:rPr>
@@ -648,7 +648,7 @@
           <w:lang w:val="ru-RU" w:eastAsia="ru-RU"/>
         </w:rPr>
       </w:pPr>
-      <w:hyperlink w:anchor="_Toc239784201" w:history="1">
+      <w:hyperlink w:anchor="_Toc239784372" w:history="1">
         <w:r>
           <w:rPr>
             <w:rStyle w:val="aff8"/>
@@ -676,7 +676,7 @@
             <w:noProof/>
             <w:webHidden/>
           </w:rPr>
-          <w:instrText xml:space="preserve"> PAGEREF _Toc239784201 \h </w:instrText>
+          <w:instrText xml:space="preserve"> PAGEREF _Toc239784372 \h </w:instrText>
         </w:r>
         <w:r>
           <w:rPr>
@@ -721,7 +721,7 @@
           <w:lang w:val="ru-RU" w:eastAsia="ru-RU"/>
         </w:rPr>
       </w:pPr>
-      <w:hyperlink w:anchor="_Toc239784202" w:history="1">
+      <w:hyperlink w:anchor="_Toc239784373" w:history="1">
         <w:r>
           <w:rPr>
             <w:rStyle w:val="aff8"/>
@@ -749,7 +749,7 @@
             <w:noProof/>
             <w:webHidden/>
           </w:rPr>
-          <w:instrText xml:space="preserve"> PAGEREF _Toc239784202 \h </w:instrText>
+          <w:instrText xml:space="preserve"> PAGEREF _Toc239784373 \h </w:instrText>
         </w:r>
         <w:r>
           <w:rPr>
@@ -794,7 +794,7 @@
           <w:lang w:val="ru-RU" w:eastAsia="ru-RU"/>
         </w:rPr>
       </w:pPr>
-      <w:hyperlink w:anchor="_Toc239784203" w:history="1">
+      <w:hyperlink w:anchor="_Toc239784374" w:history="1">
         <w:r>
           <w:rPr>
             <w:rStyle w:val="aff8"/>
@@ -822,7 +822,7 @@
             <w:noProof/>
             <w:webHidden/>
           </w:rPr>
-          <w:instrText xml:space="preserve"> PAGEREF _Toc239784203 \h </w:instrText>
+          <w:instrText xml:space="preserve"> PAGEREF _Toc239784374 \h </w:instrText>
         </w:r>
         <w:r>
           <w:rPr>
@@ -867,7 +867,7 @@
           <w:lang w:val="ru-RU" w:eastAsia="ru-RU"/>
         </w:rPr>
       </w:pPr>
-      <w:hyperlink w:anchor="_Toc239784204" w:history="1">
+      <w:hyperlink w:anchor="_Toc239784375" w:history="1">
         <w:r>
           <w:rPr>
             <w:rStyle w:val="aff8"/>
@@ -895,7 +895,7 @@
             <w:noProof/>
             <w:webHidden/>
           </w:rPr>
-          <w:instrText xml:space="preserve"> PAGEREF _Toc239784204 \h </w:instrText>
+          <w:instrText xml:space="preserve"> PAGEREF _Toc239784375 \h </w:instrText>
         </w:r>
         <w:r>
           <w:rPr>
@@ -943,7 +943,7 @@
         <w:ind w:firstLine="0"/>
         <w:jc w:val="center"/>
       </w:pPr>
-      <w:bookmarkStart w:id="1" w:name="_Toc239784196"/>
+      <w:bookmarkStart w:id="1" w:name="_Toc239784367"/>
       <w:r>
         <w:lastRenderedPageBreak/>
         <w:t>ВВЕДЕНИЕ</w:t>
@@ -969,7 +969,7 @@
         <w:spacing w:after="240"/>
         <w:jc w:val="left"/>
       </w:pPr>
-      <w:bookmarkStart w:id="2" w:name="_Toc239784197"/>
+      <w:bookmarkStart w:id="2" w:name="_Toc239784368"/>
       <w:r>
         <w:lastRenderedPageBreak/>
         <w:t>1 Выполнение работы</w:t>
@@ -983,7 +983,7 @@
         <w:spacing w:before="240" w:after="240"/>
         <w:jc w:val="left"/>
       </w:pPr>
-      <w:bookmarkStart w:id="3" w:name="_Toc239784198"/>
+      <w:bookmarkStart w:id="3" w:name="_Toc239784369"/>
       <w:r>
         <w:t>1.1 Данные и эталон</w:t>
       </w:r>
@@ -1018,7 +1018,7 @@
         <w:spacing w:before="240" w:after="240"/>
         <w:jc w:val="left"/>
       </w:pPr>
-      <w:bookmarkStart w:id="4" w:name="_Toc239784199"/>
+      <w:bookmarkStart w:id="4" w:name="_Toc239784370"/>
       <w:r>
         <w:t>1.2 Реализация</w:t>
       </w:r>
@@ -1065,7 +1065,7 @@
         <w:spacing w:before="240" w:after="240"/>
         <w:jc w:val="left"/>
       </w:pPr>
-      <w:bookmarkStart w:id="5" w:name="_Toc239784200"/>
+      <w:bookmarkStart w:id="5" w:name="_Toc239784371"/>
       <w:r>
         <w:t>1.3 Проверка и метрики</w:t>
       </w:r>
@@ -1908,7 +1908,7 @@
         <w:spacing w:before="240" w:after="240"/>
         <w:jc w:val="left"/>
       </w:pPr>
-      <w:bookmarkStart w:id="6" w:name="_Toc239784201"/>
+      <w:bookmarkStart w:id="6" w:name="_Toc239784372"/>
       <w:r>
         <w:t>1.4 Анализ пяти ошибок</w:t>
       </w:r>
@@ -1977,7 +1977,7 @@
         <w:spacing w:before="240" w:after="240"/>
         <w:jc w:val="left"/>
       </w:pPr>
-      <w:bookmarkStart w:id="7" w:name="_Toc239784202"/>
+      <w:bookmarkStart w:id="7" w:name="_Toc239784373"/>
       <w:r>
         <w:t>1.5 Чувствительность к исправлениям эталона</w:t>
       </w:r>
@@ -2134,7 +2134,7 @@
                 <w:b/>
                 <w:sz w:val="20"/>
               </w:rPr>
-              <w:t>Precision альтернативного gold</w:t>
+              <w:t>Precision нового gold</w:t>
             </w:r>
           </w:p>
         </w:tc>
@@ -2153,7 +2153,7 @@
                 <w:b/>
                 <w:sz w:val="20"/>
               </w:rPr>
-              <w:t>Recall альтернативного gold</w:t>
+              <w:t>Recall нового gold</w:t>
             </w:r>
           </w:p>
         </w:tc>
@@ -2381,10 +2381,10 @@
     </w:p>
     <w:p>
       <w:r>
-        <w:t xml:space="preserve">Изменения малы и разнонаправленны; вывод о более высоком F1 version_2 </w:t>
+        <w:t xml:space="preserve">Изменения малы и разнонаправленны; вывод о более высоком F1 version_2 сохраняется. Однако </w:t>
       </w:r>
       <w:r>
-        <w:t>сохраняется. Однако аудит показывает, почему достоверность эталона нужно обсуждать отдельно от качества формального валидатора. Результаты и хеши опубликованы в results/sensitivity.json и results/sensitivity.csv; исходные предсказания не изменялись.</w:t>
+        <w:t>аудит показывает, почему достоверность эталона нужно обсуждать отдельно от качества формального валидатора. Результаты и хеши опубликованы в results/sensitivity.json и results/sensitivity.csv; исходные предсказания не изменялись.</w:t>
       </w:r>
     </w:p>
     <w:p>
@@ -2396,28 +2396,28 @@
         <w:ind w:firstLine="0"/>
         <w:jc w:val="center"/>
       </w:pPr>
-      <w:bookmarkStart w:id="8" w:name="_Toc239784203"/>
+      <w:bookmarkStart w:id="8" w:name="_Toc239784374"/>
       <w:r>
         <w:lastRenderedPageBreak/>
-        <w:t>ЗАКЛЮЧ</w:t>
-      </w:r>
-      <w:r>
-        <w:t>ЕНИЕ</w:t>
+        <w:t>ЗАКЛЮЧЕНИЕ</w:t>
       </w:r>
       <w:bookmarkEnd w:id="8"/>
     </w:p>
     <w:p>
       <w:r>
-        <w:t>В данном прогоне F1 вырос с 0,524 до 0,575, а число строк извлечений, отсутствующих в тексте, снизилось с 60 до 0. При этом итоговую валидацию прошли 45 из 50 ответов version_1 и 42 из 50 ответов version_2: более строгий контроль увеличил число отклон</w:t>
+        <w:t>В данном прогон</w:t>
       </w:r>
       <w:r>
-        <w:t>ений. Среднее время выросло с 6,62 до 7,65 с на отзыв. Программная оболочка обеспечивает воспроизводимый формат, видимый механизм исправления и контроль дословности. Полная формальная валидность не гарантирует правильного распределения информации между пол</w:t>
+        <w:t xml:space="preserve">е F1 вырос с 0,524 до 0,575, а число строк извлечений, отсутствующих в тексте, снизилось с 60 до 0. При этом итоговую валидацию прошли 45 из 50 ответов version_1 и 42 из 50 ответов version_2: более строгий контроль увеличил число отклонений. Среднее время </w:t>
       </w:r>
       <w:r>
-        <w:t>ями. У version_2 доля строк вне исходного текста контролируется конструктивно, но проверка evidence не доказывает причинность и не исключает неверной классификации настоящего фрагмента. Сравнивать версии следует одновременно по F1, повторам, времени и анал</w:t>
+        <w:t>выросло с 6,62 до 7,65 с на отзыв. Программная оболочка обеспечивает воспроизводимый формат, видимый механизм исправления и контроль дословности. Полная формальная валидность не гарантирует правильного распределения информации между полями. У version_2 дол</w:t>
       </w:r>
       <w:r>
-        <w:t>изу примеров. Эффект инструкции в этом исследовании ограничен одной моделью, одним прогоном, смещенной выборкой коротких отзывов и адаптированным ИИ-эталоном; независимая экспертная оценка остается необходимой для практического применения.</w:t>
+        <w:t>я строк вне исходного текста контролируется конструктивно, но проверка evidence не доказывает причинность и не исключает неверной классификации настоящего фрагмента. Сравнивать версии следует одновременно по F1, повторам, времени и анализу примеров. Эффект</w:t>
+      </w:r>
+      <w:r>
+        <w:t xml:space="preserve"> инструкции в этом исследовании ограничен одной моделью, одним прогоном, смещенной выборкой коротких отзывов и адаптированным ИИ-эталоном; независимая экспертная оценка остается необходимой для практического применения.</w:t>
       </w:r>
     </w:p>
     <w:p>
@@ -2429,22 +2429,22 @@
         <w:ind w:firstLine="0"/>
         <w:jc w:val="center"/>
       </w:pPr>
-      <w:bookmarkStart w:id="9" w:name="_Toc239784204"/>
+      <w:bookmarkStart w:id="9" w:name="_Toc239784375"/>
       <w:r>
         <w:lastRenderedPageBreak/>
-        <w:t>СПИСОК ИСПОЛЬЗОВ</w:t>
-      </w:r>
-      <w:r>
-        <w:t>АННЫХ ИСТОЧНИКОВ</w:t>
+        <w:t>СПИСОК ИСПОЛЬЗОВАННЫХ ИСТОЧНИКОВ</w:t>
       </w:r>
       <w:bookmarkEnd w:id="9"/>
     </w:p>
     <w:p>
       <w:r>
-        <w:t>1. Tutubalina E. et al. The Russian Drug Reaction Corpus and Neural Models for Drug Reactions and Effectiveness Detection in User Reviews // Bioinformatics. 2020. DOI: 10.1093/bioinformatics/btaa675. URL: https://github.com/cimm-kzn/RuDReC</w:t>
+        <w:t xml:space="preserve">1. </w:t>
       </w:r>
       <w:r>
-        <w:t xml:space="preserve"> (дата обращения: 08.09.2026).</w:t>
+        <w:t>Tutubalina E. et al. The Russian Drug Reaction Corpus and Neural Models for Drug Reactions and Effectiveness Detection in User Reviews // Bioinformatics. 2020. DOI: 10.1093/bioinformatics/btaa675. URL: https://github.com/cimm-kzn/RuDReC (дата обращения: 08</w:t>
+      </w:r>
+      <w:r>
+        <w:t>.09.2026).</w:t>
       </w:r>
     </w:p>
     <w:p>
@@ -2454,10 +2454,10 @@
     </w:p>
     <w:p>
       <w:r>
-        <w:t>README RuDReC называет корпус freely available; отдель</w:t>
+        <w:t>README RuDReC называет корпус freely available; отдельная стандартная лице</w:t>
       </w:r>
       <w:r>
-        <w:t>ная стандартная лицензия в корне источника не обнаружена. Данные не объявляются имеющими лицензию MIT или CC без подтверждения.</w:t>
+        <w:t>нзия в корне источника не обнаружена. Данные не объявляются имеющими лицензию MIT или CC без подтверждения.</w:t>
       </w:r>
     </w:p>
     <w:sectPr>
@@ -14517,7 +14517,7 @@
 </file>
 
 <file path=customXml/itemProps1.xml><?xml version="1.0" encoding="utf-8"?>
-<ds:datastoreItem xmlns:ds="http://schemas.openxmlformats.org/officeDocument/2006/customXml" ds:itemID="{F498A726-5B2C-422B-8CE6-816A4E74B4D8}">
+<ds:datastoreItem xmlns:ds="http://schemas.openxmlformats.org/officeDocument/2006/customXml" ds:itemID="{358EB4DC-7C27-4DCC-92E9-E9F27F8F579C}">
   <ds:schemaRefs>
     <ds:schemaRef ds:uri="http://schemas.openxmlformats.org/officeDocument/2006/bibliography"/>
   </ds:schemaRefs>

--- a/lab04_prompt_program/report.docx
+++ b/lab04_prompt_program/report.docx
@@ -195,14 +195,27 @@
     <w:p>
       <w:pPr>
         <w:pStyle w:val="aff9"/>
-        <w:spacing w:before="1240" w:beforeAutospacing="0" w:after="0" w:afterAutospacing="0"/>
+        <w:spacing w:before="1040" w:beforeAutospacing="0" w:after="0" w:afterAutospacing="0"/>
         <w:jc w:val="both"/>
       </w:pPr>
       <w:r>
         <w:rPr>
           <w:sz w:val="28"/>
         </w:rPr>
-        <w:t>Обучающийся: Дущенко Даниил Александрович, К3341</w:t>
+        <w:t>Обучающиеся: Дущенко Даниил Александрович, К3341</w:t>
+      </w:r>
+    </w:p>
+    <w:p>
+      <w:pPr>
+        <w:pStyle w:val="aff9"/>
+        <w:spacing w:before="0" w:beforeAutospacing="0" w:after="0" w:afterAutospacing="0"/>
+        <w:jc w:val="both"/>
+      </w:pPr>
+      <w:r>
+        <w:rPr>
+          <w:sz w:val="28"/>
+        </w:rPr>
+        <w:t>Коваленко Евгений Юрьевич, К3341</w:t>
       </w:r>
     </w:p>
     <w:p>
@@ -283,7 +296,7 @@
       <w:r>
         <w:fldChar w:fldCharType="separate"/>
       </w:r>
-      <w:hyperlink w:anchor="_Toc239784367" w:history="1">
+      <w:hyperlink w:anchor="_Toc239790093" w:history="1">
         <w:r>
           <w:rPr>
             <w:rStyle w:val="aff8"/>
@@ -311,7 +324,7 @@
             <w:noProof/>
             <w:webHidden/>
           </w:rPr>
-          <w:instrText xml:space="preserve"> PAGEREF _Toc239784367 \h </w:instrText>
+          <w:instrText xml:space="preserve"> PAGEREF _Toc239790093 \h </w:instrText>
         </w:r>
         <w:r>
           <w:rPr>
@@ -356,7 +369,7 @@
           <w:lang w:val="ru-RU" w:eastAsia="ru-RU"/>
         </w:rPr>
       </w:pPr>
-      <w:hyperlink w:anchor="_Toc239784368" w:history="1">
+      <w:hyperlink w:anchor="_Toc239790094" w:history="1">
         <w:r>
           <w:rPr>
             <w:rStyle w:val="aff8"/>
@@ -384,7 +397,7 @@
             <w:noProof/>
             <w:webHidden/>
           </w:rPr>
-          <w:instrText xml:space="preserve"> PAGEREF _Toc239784368 \h </w:instrText>
+          <w:instrText xml:space="preserve"> PAGEREF _Toc239790094 \h </w:instrText>
         </w:r>
         <w:r>
           <w:rPr>
@@ -429,7 +442,7 @@
           <w:lang w:val="ru-RU" w:eastAsia="ru-RU"/>
         </w:rPr>
       </w:pPr>
-      <w:hyperlink w:anchor="_Toc239784369" w:history="1">
+      <w:hyperlink w:anchor="_Toc239790095" w:history="1">
         <w:r>
           <w:rPr>
             <w:rStyle w:val="aff8"/>
@@ -457,7 +470,7 @@
             <w:noProof/>
             <w:webHidden/>
           </w:rPr>
-          <w:instrText xml:space="preserve"> PAGEREF _Toc239784369 \h </w:instrText>
+          <w:instrText xml:space="preserve"> PAGEREF _Toc239790095 \h </w:instrText>
         </w:r>
         <w:r>
           <w:rPr>
@@ -502,7 +515,7 @@
           <w:lang w:val="ru-RU" w:eastAsia="ru-RU"/>
         </w:rPr>
       </w:pPr>
-      <w:hyperlink w:anchor="_Toc239784370" w:history="1">
+      <w:hyperlink w:anchor="_Toc239790096" w:history="1">
         <w:r>
           <w:rPr>
             <w:rStyle w:val="aff8"/>
@@ -530,7 +543,7 @@
             <w:noProof/>
             <w:webHidden/>
           </w:rPr>
-          <w:instrText xml:space="preserve"> PAGEREF _Toc239784370 \h </w:instrText>
+          <w:instrText xml:space="preserve"> PAGEREF _Toc239790096 \h </w:instrText>
         </w:r>
         <w:r>
           <w:rPr>
@@ -575,7 +588,7 @@
           <w:lang w:val="ru-RU" w:eastAsia="ru-RU"/>
         </w:rPr>
       </w:pPr>
-      <w:hyperlink w:anchor="_Toc239784371" w:history="1">
+      <w:hyperlink w:anchor="_Toc239790097" w:history="1">
         <w:r>
           <w:rPr>
             <w:rStyle w:val="aff8"/>
@@ -603,7 +616,7 @@
             <w:noProof/>
             <w:webHidden/>
           </w:rPr>
-          <w:instrText xml:space="preserve"> PAGEREF _Toc239784371 \h </w:instrText>
+          <w:instrText xml:space="preserve"> PAGEREF _Toc239790097 \h </w:instrText>
         </w:r>
         <w:r>
           <w:rPr>
@@ -648,7 +661,7 @@
           <w:lang w:val="ru-RU" w:eastAsia="ru-RU"/>
         </w:rPr>
       </w:pPr>
-      <w:hyperlink w:anchor="_Toc239784372" w:history="1">
+      <w:hyperlink w:anchor="_Toc239790098" w:history="1">
         <w:r>
           <w:rPr>
             <w:rStyle w:val="aff8"/>
@@ -676,7 +689,7 @@
             <w:noProof/>
             <w:webHidden/>
           </w:rPr>
-          <w:instrText xml:space="preserve"> PAGEREF _Toc239784372 \h </w:instrText>
+          <w:instrText xml:space="preserve"> PAGEREF _Toc239790098 \h </w:instrText>
         </w:r>
         <w:r>
           <w:rPr>
@@ -721,7 +734,7 @@
           <w:lang w:val="ru-RU" w:eastAsia="ru-RU"/>
         </w:rPr>
       </w:pPr>
-      <w:hyperlink w:anchor="_Toc239784373" w:history="1">
+      <w:hyperlink w:anchor="_Toc239790099" w:history="1">
         <w:r>
           <w:rPr>
             <w:rStyle w:val="aff8"/>
@@ -749,7 +762,7 @@
             <w:noProof/>
             <w:webHidden/>
           </w:rPr>
-          <w:instrText xml:space="preserve"> PAGEREF _Toc239784373 \h </w:instrText>
+          <w:instrText xml:space="preserve"> PAGEREF _Toc239790099 \h </w:instrText>
         </w:r>
         <w:r>
           <w:rPr>
@@ -794,7 +807,7 @@
           <w:lang w:val="ru-RU" w:eastAsia="ru-RU"/>
         </w:rPr>
       </w:pPr>
-      <w:hyperlink w:anchor="_Toc239784374" w:history="1">
+      <w:hyperlink w:anchor="_Toc239790100" w:history="1">
         <w:r>
           <w:rPr>
             <w:rStyle w:val="aff8"/>
@@ -822,7 +835,7 @@
             <w:noProof/>
             <w:webHidden/>
           </w:rPr>
-          <w:instrText xml:space="preserve"> PAGEREF _Toc239784374 \h </w:instrText>
+          <w:instrText xml:space="preserve"> PAGEREF _Toc239790100 \h </w:instrText>
         </w:r>
         <w:r>
           <w:rPr>
@@ -867,7 +880,7 @@
           <w:lang w:val="ru-RU" w:eastAsia="ru-RU"/>
         </w:rPr>
       </w:pPr>
-      <w:hyperlink w:anchor="_Toc239784375" w:history="1">
+      <w:hyperlink w:anchor="_Toc239790101" w:history="1">
         <w:r>
           <w:rPr>
             <w:rStyle w:val="aff8"/>
@@ -895,7 +908,7 @@
             <w:noProof/>
             <w:webHidden/>
           </w:rPr>
-          <w:instrText xml:space="preserve"> PAGEREF _Toc239784375 \h </w:instrText>
+          <w:instrText xml:space="preserve"> PAGEREF _Toc239790101 \h </w:instrText>
         </w:r>
         <w:r>
           <w:rPr>
@@ -943,7 +956,7 @@
         <w:ind w:firstLine="0"/>
         <w:jc w:val="center"/>
       </w:pPr>
-      <w:bookmarkStart w:id="1" w:name="_Toc239784367"/>
+      <w:bookmarkStart w:id="1" w:name="_Toc239790093"/>
       <w:r>
         <w:lastRenderedPageBreak/>
         <w:t>ВВЕДЕНИЕ</w:t>
@@ -952,13 +965,13 @@
     </w:p>
     <w:p>
       <w:r>
-        <w:t xml:space="preserve">Цель — построить проверяемый интерфейс извлечения названий препаратов, </w:t>
+        <w:t xml:space="preserve">Цель — построить проверяемый интерфейс </w:t>
       </w:r>
       <w:r>
-        <w:t>показаний, положительных эффектов, нежелательных реакций и подтверждающих цитат. Проверяется не медицинская эффективность средств, а соответствие результата тексту отзыва. Система должна различать синтаксическую правильность JSON, соблюдение формальной схе</w:t>
+        <w:t>извлечения названий препаратов, показаний, положительных эффектов, нежелательных реакций и подтверждающих цитат. Проверяется не медицинская эффективность средств, а соответствие результата тексту отзыва. Система должна различать синтаксическую правильность</w:t>
       </w:r>
       <w:r>
-        <w:t>мы и фактическую обоснованность извлечений: эти свойства не равнозначны.</w:t>
+        <w:t xml:space="preserve"> JSON, соблюдение формальной схемы и фактическую обоснованность извлечений: эти свойства не равнозначны.</w:t>
       </w:r>
     </w:p>
     <w:p>
@@ -969,7 +982,7 @@
         <w:spacing w:after="240"/>
         <w:jc w:val="left"/>
       </w:pPr>
-      <w:bookmarkStart w:id="2" w:name="_Toc239784368"/>
+      <w:bookmarkStart w:id="2" w:name="_Toc239790094"/>
       <w:r>
         <w:lastRenderedPageBreak/>
         <w:t>1 Выполнение работы</w:t>
@@ -983,7 +996,7 @@
         <w:spacing w:before="240" w:after="240"/>
         <w:jc w:val="left"/>
       </w:pPr>
-      <w:bookmarkStart w:id="3" w:name="_Toc239784369"/>
+      <w:bookmarkStart w:id="3" w:name="_Toc239790095"/>
       <w:r>
         <w:t>1.1 Данные и эталон</w:t>
       </w:r>
@@ -991,24 +1004,24 @@
     </w:p>
     <w:p>
       <w:r>
-        <w:t xml:space="preserve">Использована размеченная часть RuDReC: 500 отзывов, представленных построчно на уровне предложений [1]. Предложения объединены по file_name в </w:t>
+        <w:t xml:space="preserve">Мы использовали размеченную часть RuDReC: 500 отзывов, представленных построчно на уровне предложений [1]. Мы </w:t>
       </w:r>
       <w:r>
-        <w:t xml:space="preserve">порядке sentence_id. В эксперимент вошли 50 самых коротких полных отзывов; при равной длине использован порядок идентификаторов. Это воспроизводимый экономичный отбор без случайного выбора удачных примеров, однако он смещает оценку к коротким сообщениям и </w:t>
+        <w:t>объединили предложения по file_name в порядке sentence_id. В эксперимент вошли 50 самых коротких полных отзывов; при равной длине использован порядок идентификаторов. Это воспроизводимый экономичный отбор без случайного выбора удачных примеров, однако он с</w:t>
       </w:r>
       <w:r>
-        <w:t>не позволяет переносить результат на весь корпус.</w:t>
+        <w:t>мещает оценку к коротким сообщениям и не позволяет переносить результат на весь корпус.</w:t>
       </w:r>
     </w:p>
     <w:p>
       <w:r>
-        <w:t>Эталон взят из Drugname, DI и ADR исходного корпуса и адаптирован ИИ-агентом к полям задания. Положительные эффекты добавлены после чтения всех 50 текстов; гипотетические, процитированные и отрицаемые реакц</w:t>
+        <w:t>Мы взяли эталон из Drugname, DI и ADR исходного корпуса и адаптировали его к полям задания. Положительные эффекты добавлены после чтения всех 50 текстов; гипотетические</w:t>
       </w:r>
       <w:r>
-        <w:t>ии обработаны согласно инструкции. Явные изменения зафиксированы в prepare.py. Такая адаптация не является независимой экспертной или медицинской проверкой. Файл и его SHA256 сохранены до первого запроса; runner проверяет неизменность эталона. Эталон не ис</w:t>
+        <w:t>, процитированные и отрицаемые реакции обработаны согласно инструкции. Явные изменения зафиксированы в prepare.py. Такая адаптация не является независимой экспертной или медицинской проверкой. Файл и его SHA256 сохранены до первого запроса; runner проверяе</w:t>
       </w:r>
       <w:r>
-        <w:t>правлялся по ответам модели.</w:t>
+        <w:t>т неизменность эталона. Эталон не исправлялся по ответам модели.</w:t>
       </w:r>
     </w:p>
     <w:p>
@@ -1018,7 +1031,7 @@
         <w:spacing w:before="240" w:after="240"/>
         <w:jc w:val="left"/>
       </w:pPr>
-      <w:bookmarkStart w:id="4" w:name="_Toc239784370"/>
+      <w:bookmarkStart w:id="4" w:name="_Toc239790096"/>
       <w:r>
         <w:t>1.2 Реализация</w:t>
       </w:r>
@@ -1026,36 +1039,36 @@
     </w:p>
     <w:p>
       <w:r>
-        <w:t>version_1 содержит короткую инструкцию без примеров. version_2 определяет каждое поле, требует сохранять написание названий, различать показания и реакции, не считать отрицание и ожидание достигнутым эффектом. Дв</w:t>
+        <w:t>version_1 содержит короткую инструкцию без примеров. version_2 определяет каждое поле, требует сохранять написание названий, различать показания и реакции, не считать отрицание</w:t>
       </w:r>
       <w:r>
-        <w:t>а размеченных примера демонстрируют опечатку, частичный результат, отрицание и чужую цитату. Наблюдение автора о ребенке допустимо как описание конкретного пациента; пересказ чужого отзыва не принимается за собственное наблюдение.</w:t>
+        <w:t xml:space="preserve"> и ожидание достигнутым эффектом. Два размеченных примера демонстрируют опечатку, частичный результат, отрицание и чужую цитату. Наблюдение автора о ребенке допустимо как описание конкретного пациента; пересказ чужого отзыва не принимается за собственное н</w:t>
+      </w:r>
+      <w:r>
+        <w:t>аблюдение.</w:t>
       </w:r>
     </w:p>
     <w:p>
       <w:r>
-        <w:t>Pydantic запрещает лишние</w:t>
-      </w:r>
-      <w:r>
-        <w:t xml:space="preserve"> поля, пропущенные поля и значения неверного типа. Каждый evidence должен быть непустой дословной подстрокой текста. version_2 дополнительно требует, чтобы каждое </w:t>
+        <w:t xml:space="preserve">Pydantic запрещает лишние поля, пропущенные поля и значения неверного типа. Каждый evidence должен быть непустой дословной подстрокой текста. version_2 дополнительно требует, чтобы каждое </w:t>
       </w:r>
       <w:r>
         <w:lastRenderedPageBreak/>
-        <w:t xml:space="preserve">извлеченное значение входило в одну из подтверждающих цитат. После ошибки отправляется ровно </w:t>
+        <w:t>извлеченное значение входило в одну из подтверждающих цит</w:t>
       </w:r>
       <w:r>
-        <w:t>один запрос с ее описанием. Если повтор также невалиден, результат отклоняется; третьего запроса нет. Исходные ответы и ошибки сохраняются, поэтому повтор можно проверить по журналу.</w:t>
+        <w:t>ат. После ошибки отправляется ровно один запрос с ее описанием. Если повтор также невалиден, результат отклоняется; третьего запроса нет. Исходные ответы и ошибки сохраняются, поэтому повтор можно проверить по журналу.</w:t>
       </w:r>
     </w:p>
     <w:p>
       <w:r>
-        <w:t xml:space="preserve">Использована одна локальная mistralai/ministral-3-14b-reasoning через LM </w:t>
+        <w:t>Использована одна локальная mistralai</w:t>
       </w:r>
       <w:r>
-        <w:t>Studio: temperature=0, seed=42, max_tokens=2048. В обеих версиях заранее включено одинаковое ограничение JSON-schema при декодировании. Поэтому сравнение валидности относится к системе с ограниченным декодированием, а не к свободной генерации; высокий резу</w:t>
+        <w:t>/ministral-3-14b-reasoning через LM Studio: temperature=0, seed=42, max_tokens=2048. В обеих версиях заранее включено одинаковое ограничение JSON-schema при декодировании. Поэтому сравнение валидности относится к системе с ограниченным декодированием, а не</w:t>
       </w:r>
       <w:r>
-        <w:t>льтат по JSON сам по себе не доказывает преимущество расширенного промпта. Промпты не изменялись во время прогона.</w:t>
+        <w:t xml:space="preserve"> к свободной генерации; высокий результат по JSON сам по себе не доказывает преимущество расширенного промпта. Промпты не изменялись во время прогона.</w:t>
       </w:r>
     </w:p>
     <w:p>
@@ -1065,7 +1078,7 @@
         <w:spacing w:before="240" w:after="240"/>
         <w:jc w:val="left"/>
       </w:pPr>
-      <w:bookmarkStart w:id="5" w:name="_Toc239784371"/>
+      <w:bookmarkStart w:id="5" w:name="_Toc239790097"/>
       <w:r>
         <w:t>1.3 Проверка и метрики</w:t>
       </w:r>
@@ -1073,31 +1086,31 @@
     </w:p>
     <w:p>
       <w:r>
-        <w:t>Выполнены 28 pytest-проверок, включая целостность gold, восстановление полных отзывов и восемь проверок сохраненных от</w:t>
+        <w:t>Выполнены 28 pytest-проверок, включая целостность gold, восстановление полных отзы</w:t>
       </w:r>
       <w:r>
-        <w:t>ветов настоящей LLM. Восемь обязательных содержательных случаев проверяют прием корректных контрактов на тестовом backend: пустой текст, отсутствие названия, несколько препаратов, отрицание, предположение, реакция у другого пациента, цитата, опечатка. Отде</w:t>
+        <w:t>вов и восемь проверок сохраненных ответов настоящей LLM. Восемь обязательных содержательных случаев проверяют прием корректных контрактов на тестовом backend: пустой текст, отсутствие названия, несколько препаратов, отрицание, предположение, реакция у друг</w:t>
       </w:r>
       <w:r>
-        <w:t>льные тесты проверяют лишнее поле, выдуманную цитату, строгие типы, регистр, пустую цитату, покрытие извлечений и остановку после одного повтора. Эти тесты не подменяют измерение способности LLM понимать текст. Дополнительно те же восемь содержательных сит</w:t>
+        <w:t>ого пациента, цитата, опечатка. Отдельные тесты проверяют лишнее поле, выдуманную цитату, строгие типы, регистр, пустую цитату, покрытие извлечений и остановку после одного повтора. Эти тесты не подменяют измерение способности LLM понимать текст. Дополните</w:t>
       </w:r>
       <w:r>
-        <w:t>уаций реально отправлены модели: пройдено 8 из 8 проверок; ответы находятся в behavioral.jsonl.</w:t>
+        <w:t>льно те же восемь содержательных ситуаций реально отправлены модели: пройдено 8 из 8 проверок; ответы находятся в behavioral.jsonl.</w:t>
       </w:r>
     </w:p>
     <w:p>
       <w:r>
-        <w:t>Качество — micro precision/recall/F1 по уникальным парам «поле, словесный токен» внутри каждого отзыва. Слова приводятся к нижнему регистру без лемматизации. Не</w:t>
+        <w:t>Качество — micro precision/recall/F1 по уникальным парам «поле, словесный токен» внутри каждого отзыва. Слова приводятся к н</w:t>
       </w:r>
       <w:r>
-        <w:t xml:space="preserve">валидный итог считается пустым извлечением. Метрика частично допускает разные границы фразы, но штрафует изменение окончаний и лишние пояснения; она не эквивалентна оценке медицинской корректности. Неподтвержденное значение в </w:t>
+        <w:t>ижнему регистру без лемматизации. Невалидный итог считается пустым извлечением. Метрика частично допускает разные границы фразы, но штрафует изменение окончаний и лишние пояснения; она не эквивалентна оценке медицинской корректности. Неподтвержденное значе</w:t>
+      </w:r>
+      <w:r>
+        <w:t xml:space="preserve">ние в </w:t>
       </w:r>
       <w:r>
         <w:lastRenderedPageBreak/>
-        <w:t>автоматическом счетчике — стро</w:t>
-      </w:r>
-      <w:r>
-        <w:t>ка, не встречающаяся в тексте. Это поверхностный индикатор: корректный пересказ тоже может попасть в него, а ошибочная интерпретация настоящей цитаты — не попасть.</w:t>
+        <w:t>автоматическом счетчике — строка, не встречающаяся в тексте. Это поверхностный индикатор: корректный пересказ тоже может попасть в него, а ошибочная интерпретация настоящей цитаты — не попасть.</w:t>
       </w:r>
     </w:p>
     <w:p>
@@ -1165,7 +1178,14 @@
                 <w:b/>
                 <w:sz w:val="20"/>
               </w:rPr>
-              <w:t>JSON первого ответа</w:t>
+              <w:t xml:space="preserve">JSON первого </w:t>
+            </w:r>
+            <w:r>
+              <w:rPr>
+                <w:b/>
+                <w:sz w:val="20"/>
+              </w:rPr>
+              <w:t>ответа</w:t>
             </w:r>
           </w:p>
         </w:tc>
@@ -1203,14 +1223,7 @@
                 <w:b/>
                 <w:sz w:val="20"/>
               </w:rPr>
-              <w:t>Итоговый</w:t>
-            </w:r>
-            <w:r>
-              <w:rPr>
-                <w:b/>
-                <w:sz w:val="20"/>
-              </w:rPr>
-              <w:t xml:space="preserve"> контракт</w:t>
+              <w:t>Итоговый контракт</w:t>
             </w:r>
           </w:p>
         </w:tc>
@@ -1282,6 +1295,7 @@
           </w:tcPr>
           <w:p>
             <w:pPr>
+              <w:keepNext/>
               <w:spacing w:before="60" w:after="60" w:line="240" w:lineRule="auto"/>
               <w:ind w:firstLine="0"/>
             </w:pPr>
@@ -1299,6 +1313,7 @@
           </w:tcPr>
           <w:p>
             <w:pPr>
+              <w:keepNext/>
               <w:spacing w:before="60" w:after="60" w:line="240" w:lineRule="auto"/>
               <w:ind w:firstLine="0"/>
             </w:pPr>
@@ -1316,6 +1331,7 @@
           </w:tcPr>
           <w:p>
             <w:pPr>
+              <w:keepNext/>
               <w:spacing w:before="60" w:after="60" w:line="240" w:lineRule="auto"/>
               <w:ind w:firstLine="0"/>
             </w:pPr>
@@ -1333,6 +1349,7 @@
           </w:tcPr>
           <w:p>
             <w:pPr>
+              <w:keepNext/>
               <w:spacing w:before="60" w:after="60" w:line="240" w:lineRule="auto"/>
               <w:ind w:firstLine="0"/>
             </w:pPr>
@@ -1350,6 +1367,7 @@
           </w:tcPr>
           <w:p>
             <w:pPr>
+              <w:keepNext/>
               <w:spacing w:before="60" w:after="60" w:line="240" w:lineRule="auto"/>
               <w:ind w:firstLine="0"/>
             </w:pPr>
@@ -1367,6 +1385,7 @@
           </w:tcPr>
           <w:p>
             <w:pPr>
+              <w:keepNext/>
               <w:spacing w:before="60" w:after="60" w:line="240" w:lineRule="auto"/>
               <w:ind w:firstLine="0"/>
             </w:pPr>
@@ -1384,6 +1403,7 @@
           </w:tcPr>
           <w:p>
             <w:pPr>
+              <w:keepNext/>
               <w:spacing w:before="60" w:after="60" w:line="240" w:lineRule="auto"/>
               <w:ind w:firstLine="0"/>
             </w:pPr>
@@ -1682,6 +1702,7 @@
           </w:tcPr>
           <w:p>
             <w:pPr>
+              <w:keepNext/>
               <w:spacing w:before="60" w:after="60" w:line="240" w:lineRule="auto"/>
               <w:ind w:firstLine="0"/>
             </w:pPr>
@@ -1699,6 +1720,7 @@
           </w:tcPr>
           <w:p>
             <w:pPr>
+              <w:keepNext/>
               <w:spacing w:before="60" w:after="60" w:line="240" w:lineRule="auto"/>
               <w:ind w:firstLine="0"/>
             </w:pPr>
@@ -1716,6 +1738,7 @@
           </w:tcPr>
           <w:p>
             <w:pPr>
+              <w:keepNext/>
               <w:spacing w:before="60" w:after="60" w:line="240" w:lineRule="auto"/>
               <w:ind w:firstLine="0"/>
             </w:pPr>
@@ -1733,6 +1756,7 @@
           </w:tcPr>
           <w:p>
             <w:pPr>
+              <w:keepNext/>
               <w:spacing w:before="60" w:after="60" w:line="240" w:lineRule="auto"/>
               <w:ind w:firstLine="0"/>
             </w:pPr>
@@ -1750,6 +1774,7 @@
           </w:tcPr>
           <w:p>
             <w:pPr>
+              <w:keepNext/>
               <w:spacing w:before="60" w:after="60" w:line="240" w:lineRule="auto"/>
               <w:ind w:firstLine="0"/>
             </w:pPr>
@@ -1767,6 +1792,7 @@
           </w:tcPr>
           <w:p>
             <w:pPr>
+              <w:keepNext/>
               <w:spacing w:before="60" w:after="60" w:line="240" w:lineRule="auto"/>
               <w:ind w:firstLine="0"/>
             </w:pPr>
@@ -1895,10 +1921,10 @@
     </w:p>
     <w:p>
       <w:r>
-        <w:t xml:space="preserve">Время — наблюдаемая задержка HTTP, включая повторные ответы, деленная на 50. Токены получены из usage сервера, а не оценены по длине строк. Поскольку модель локальная, счета </w:t>
+        <w:t xml:space="preserve">Время — наблюдаемая задержка HTTP, включая повторные ответы, деленная на 50. Токены получены из usage сервера, а не оценены по длине строк. </w:t>
       </w:r>
       <w:r>
-        <w:t>внешнего API нет; энергопотребление и амортизация видеокарты не измерялись.</w:t>
+        <w:t>Поскольку модель локальная, счета внешнего API нет; энергопотребление и амортизация видеокарты не измерялись.</w:t>
       </w:r>
     </w:p>
     <w:p>
@@ -1908,7 +1934,7 @@
         <w:spacing w:before="240" w:after="240"/>
         <w:jc w:val="left"/>
       </w:pPr>
-      <w:bookmarkStart w:id="6" w:name="_Toc239784372"/>
+      <w:bookmarkStart w:id="6" w:name="_Toc239790098"/>
       <w:r>
         <w:t>1.4 Анализ пяти ошибок</w:t>
       </w:r>
@@ -1916,13 +1942,13 @@
     </w:p>
     <w:p>
       <w:r>
-        <w:t>1. 3004353.tsv, version_1. Вместо названия средства извлечено «таблетки», хотя название отсутствует. В evidence есть настоящее предложение, но оно не подтвер</w:t>
+        <w:t>1. 3004353.tsv, version_1. Вместо названия средства извлечено «таблетки», хотя название отсутствует. В evidence есть настоя</w:t>
       </w:r>
       <w:r>
-        <w:t>ждает конкретное имя препарата. Это семантическая ошибка типизации, которую одной проверкой подстроки устранить нельзя. Кроме того, модель заменила «мерзнуть пальцы» на «мерзнут пальцы»: смысл близок, но буквальная проверка фиксирует отсутствие такой строк</w:t>
+        <w:t>щее предложение, но оно не подтверждает конкретное имя препарата. Это семантическая ошибка типизации, которую одной проверкой подстроки устранить нельзя. Кроме того, модель заменила «мерзнуть пальцы» на «мерзнут пальцы»: смысл близок, но буквальная проверк</w:t>
       </w:r>
       <w:r>
-        <w:t>и.</w:t>
+        <w:t>а фиксирует отсутствие такой строки.</w:t>
       </w:r>
     </w:p>
     <w:p>
@@ -1931,43 +1957,43 @@
       </w:r>
       <w:r>
         <w:lastRenderedPageBreak/>
-        <w:t>названии и нормализации показывает, почему извлеч</w:t>
+        <w:t>названии и норм</w:t>
       </w:r>
       <w:r>
-        <w:t>ение необходимо отличать от пересказа: JSON валиден, цитата подлинная, однако строки сущностей изменены. Расширенная инструкция запрещает такие преобразования.</w:t>
+        <w:t>ализации показывает, почему извлечение необходимо отличать от пересказа: JSON валиден, цитата подлинная, однако строки сущностей изменены. Расширенная инструкция запрещает такие преобразования.</w:t>
       </w:r>
     </w:p>
     <w:p>
       <w:r>
-        <w:t>3. 807762.tsv, version_1. Пропущена нежелательная реакция — повышение температуры у ребенка посл</w:t>
+        <w:t>3. 807762.tsv, version_1. Пропущена нежелательная реакция — по</w:t>
       </w:r>
       <w:r>
-        <w:t>е приема неназванного средства. Модель сохранила только сравнение с инфлюцидом и его положительный эффект. Наличие одного известного названия, вероятно, сузило извлечение до этого препарата; это интерпретация наблюдаемого ответа, а не установленная внутрен</w:t>
+        <w:t xml:space="preserve">вышение температуры у ребенка после приема неназванного средства. Модель сохранила только сравнение с инфлюцидом и его положительный эффект. Наличие одного известного названия, вероятно, сузило извлечение до этого препарата; это интерпретация наблюдаемого </w:t>
       </w:r>
       <w:r>
-        <w:t>няя причина. Правило должно разрешать фиксацию реакции и при неизвестном названии виновного средства.</w:t>
+        <w:t>ответа, а не установленная внутренняя причина. Правило должно разрешать фиксацию реакции и при неизвестном названии виновного средства.</w:t>
       </w:r>
     </w:p>
     <w:p>
       <w:r>
-        <w:t xml:space="preserve">4. 2491980.tsv, version_1. Ухудшение «стало только хуже» отнесено к adverse_reaction, хотя отзыв сообщает неэффективность лечения апатии и депрессии и не </w:t>
+        <w:t>4. 2491980.tsv, version_1. Ухудшение «стало только хуже» отнесено к adverse_reaction, хотя отзыв сообщает неэффективност</w:t>
       </w:r>
       <w:r>
-        <w:t>называет отдельную реакцию. Эталон оставляет это поле пустым. Кроме того, «апатии» и «депрессии» нормализованы в начальную форму. Это одновременно пограничная семантическая классификация и ограничение выбранной поверхностной метрики: не все штрафные токены</w:t>
+        <w:t>ь лечения апатии и депрессии и не называет отдельную реакцию. Эталон оставляет это поле пустым. Кроме того, «апатии» и «депрессии» нормализованы в начальную форму. Это одновременно пограничная семантическая классификация и ограничение выбранной поверхностн</w:t>
       </w:r>
       <w:r>
-        <w:t xml:space="preserve"> означают грубую потерю смысла.</w:t>
+        <w:t>ой метрики: не все штрафные токены означают грубую потерю смысла.</w:t>
       </w:r>
     </w:p>
     <w:p>
       <w:r>
-        <w:t>5. 2503806.tsv, version_2. «литическую смесь» модель включила в drug наряду с димедролом; эталон содержит только размеченное конкретное название. Цитата существует и проверку проходит, но многокомпонентная смесь не совпадает</w:t>
+        <w:t>5. 2503806.tsv, version_2. «литическую смесь» модель включила в drug наряду с димедролом; эталон содержит только размеченное конкретное название. Цитата существует и проверку проходит, но мн</w:t>
       </w:r>
       <w:r>
-        <w:t xml:space="preserve"> с принятой в эталоне категорией именованных препаратов. Дополнительно более длинное извлечение «Хороший препарат быстро сбивает температуру.» снижает precision относительно короткого gold. Пример показывает зависимость оценки от гранулярности эталона и не</w:t>
+        <w:t>огокомпонентная смесь не совпадает с принятой в эталоне категорией именованных препаратов. Дополнительно более длинное извлечение «Хороший препарат быстро сбивает температуру.» снижает precision относительно короткого gold. Пример показывает зависимость оц</w:t>
       </w:r>
       <w:r>
-        <w:t>обходимость уточнять категорию до эксперимента.</w:t>
+        <w:t>енки от гранулярности эталона и необходимость уточнять категорию до эксперимента.</w:t>
       </w:r>
     </w:p>
     <w:p>
@@ -1977,7 +2003,7 @@
         <w:spacing w:before="240" w:after="240"/>
         <w:jc w:val="left"/>
       </w:pPr>
-      <w:bookmarkStart w:id="7" w:name="_Toc239784373"/>
+      <w:bookmarkStart w:id="7" w:name="_Toc239790099"/>
       <w:r>
         <w:t>1.5 Чувствительность к исправлениям эталона</w:t>
       </w:r>
@@ -1985,25 +2011,25 @@
     </w:p>
     <w:p>
       <w:r>
-        <w:t xml:space="preserve">После основного эксперимента отдельный ИИ-агент обнаружил три ошибки переноса NER-разметки в новую схему. В 1037212.tsv «спокойной» </w:t>
+        <w:t xml:space="preserve">После основного эксперимента при дополнительной проверке мы обнаружили три ошибки переноса NER-разметки в новую схему. В </w:t>
       </w:r>
       <w:r>
         <w:lastRenderedPageBreak/>
-        <w:t>является результатом, а не показ</w:t>
+        <w:t>1037212.t</w:t>
       </w:r>
       <w:r>
-        <w:t>анием; в 2500038.tsv заболевания описаны как последующий итог курса, а не исходная причина назначения; в 895731.tsv «фуфломицин» — оценочное обозначение, а не имя препарата. Эти значения удалены только в отдельном data/gold_reviewed.jsonl; остальные поля н</w:t>
+        <w:t>sv «спокойной» является результатом, а не показанием; в 2500038.tsv заболевания описаны как последующий итог курса, а не исходная причина назначения; в 895731.tsv «фуфломицин» — оценочное обозначение, а не имя препарата. Эти значения удалены только в отдел</w:t>
       </w:r>
       <w:r>
-        <w:t>е дополнены новыми интерпретациями. Исходный замороженный эталон и основные метрики выше сохранены. Подробные текстовые основания — data/gold_review_audit.md.</w:t>
+        <w:t>ьном data/gold_reviewed.jsonl; остальные поля не дополнены новыми интерпретациями. Исходный замороженный эталон и основные метрики выше сохранены. Подробные текстовые основания — data/gold_review_audit.md.</w:t>
       </w:r>
     </w:p>
     <w:p>
       <w:r>
-        <w:t>Те же 100 сохранённых ответов повторно оценены без новых запросов LLM. Исправления сформулированы</w:t>
+        <w:t>Те же 100 сохранённых ответов повторно оценены без</w:t>
       </w:r>
       <w:r>
-        <w:t xml:space="preserve"> по текстам и инструкции; рост метрики не был критерием их выбора. Это post-hoc проверка чувствительности, а не независимый новый тест и не полная экспертная ревизия gold.</w:t>
+        <w:t xml:space="preserve"> новых запросов LLM. Исправления сформулированы по текстам и инструкции; рост метрики не был критерием их выбора. Это post-hoc проверка чувствительности, а не независимый новый тест и не полная экспертная ревизия gold.</w:t>
       </w:r>
     </w:p>
     <w:p>
@@ -2051,7 +2077,14 @@
                 <w:b/>
                 <w:sz w:val="20"/>
               </w:rPr>
-              <w:t>Версия</w:t>
+              <w:t>Верс</w:t>
+            </w:r>
+            <w:r>
+              <w:rPr>
+                <w:b/>
+                <w:sz w:val="20"/>
+              </w:rPr>
+              <w:t>ия</w:t>
             </w:r>
           </w:p>
         </w:tc>
@@ -2108,14 +2141,7 @@
                 <w:b/>
                 <w:sz w:val="20"/>
               </w:rPr>
-              <w:t>Измене</w:t>
-            </w:r>
-            <w:r>
-              <w:rPr>
-                <w:b/>
-                <w:sz w:val="20"/>
-              </w:rPr>
-              <w:t>ние F1</w:t>
+              <w:t>Изменение F1</w:t>
             </w:r>
           </w:p>
         </w:tc>
@@ -2168,6 +2194,7 @@
           </w:tcPr>
           <w:p>
             <w:pPr>
+              <w:keepNext/>
               <w:spacing w:before="60" w:after="60" w:line="240" w:lineRule="auto"/>
               <w:ind w:firstLine="0"/>
             </w:pPr>
@@ -2185,6 +2212,7 @@
           </w:tcPr>
           <w:p>
             <w:pPr>
+              <w:keepNext/>
               <w:spacing w:before="60" w:after="60" w:line="240" w:lineRule="auto"/>
               <w:ind w:firstLine="0"/>
             </w:pPr>
@@ -2202,6 +2230,7 @@
           </w:tcPr>
           <w:p>
             <w:pPr>
+              <w:keepNext/>
               <w:spacing w:before="60" w:after="60" w:line="240" w:lineRule="auto"/>
               <w:ind w:firstLine="0"/>
             </w:pPr>
@@ -2219,6 +2248,7 @@
           </w:tcPr>
           <w:p>
             <w:pPr>
+              <w:keepNext/>
               <w:spacing w:before="60" w:after="60" w:line="240" w:lineRule="auto"/>
               <w:ind w:firstLine="0"/>
             </w:pPr>
@@ -2236,6 +2266,7 @@
           </w:tcPr>
           <w:p>
             <w:pPr>
+              <w:keepNext/>
               <w:spacing w:before="60" w:after="60" w:line="240" w:lineRule="auto"/>
               <w:ind w:firstLine="0"/>
             </w:pPr>
@@ -2253,6 +2284,7 @@
           </w:tcPr>
           <w:p>
             <w:pPr>
+              <w:keepNext/>
               <w:spacing w:before="60" w:after="60" w:line="240" w:lineRule="auto"/>
               <w:ind w:firstLine="0"/>
             </w:pPr>
@@ -2381,10 +2413,13 @@
     </w:p>
     <w:p>
       <w:r>
-        <w:t xml:space="preserve">Изменения малы и разнонаправленны; вывод о более высоком F1 version_2 сохраняется. Однако </w:t>
+        <w:t xml:space="preserve">Изменения малы и разнонаправленны; вывод о </w:t>
       </w:r>
       <w:r>
-        <w:t>аудит показывает, почему достоверность эталона нужно обсуждать отдельно от качества формального валидатора. Результаты и хеши опубликованы в results/sensitivity.json и results/sensitivity.csv; исходные предсказания не изменялись.</w:t>
+        <w:t>более высоком F1 version_2 сохраняется. Однако аудит показывает, почему достоверность эталона нужно обсуждать отдельно от качества формального валидатора. Результаты и хеши опубликованы в results/sensitivity.json и results/sensitivity.csv; исходные предска</w:t>
+      </w:r>
+      <w:r>
+        <w:t>зания не изменялись.</w:t>
       </w:r>
     </w:p>
     <w:p>
@@ -2396,7 +2431,7 @@
         <w:ind w:firstLine="0"/>
         <w:jc w:val="center"/>
       </w:pPr>
-      <w:bookmarkStart w:id="8" w:name="_Toc239784374"/>
+      <w:bookmarkStart w:id="8" w:name="_Toc239790100"/>
       <w:r>
         <w:lastRenderedPageBreak/>
         <w:t>ЗАКЛЮЧЕНИЕ</w:t>
@@ -2405,19 +2440,19 @@
     </w:p>
     <w:p>
       <w:r>
-        <w:t>В данном прогон</w:t>
+        <w:t>В нашем прогоне F1 вырос с 0,524 до 0,575, а число строк извлечений, отсутствующих в тексте, снизилось с 60 до 0. При этом итоговую валидацию прошли 45 из 50 ответов version_1 и 42 из 50 ответов version_2: более строгий конт</w:t>
       </w:r>
       <w:r>
-        <w:t xml:space="preserve">е F1 вырос с 0,524 до 0,575, а число строк извлечений, отсутствующих в тексте, снизилось с 60 до 0. При этом итоговую валидацию прошли 45 из 50 ответов version_1 и 42 из 50 ответов version_2: более строгий контроль увеличил число отклонений. Среднее время </w:t>
+        <w:t>роль увеличил число отклонений. Среднее время выросло с 6,62 до 7,65 с на отзыв. Программная оболочка обеспечивает воспроизводимый формат, видимый механизм исправления и контроль дословности. Полная формальная валидность не гарантирует правильного распреде</w:t>
       </w:r>
       <w:r>
-        <w:t>выросло с 6,62 до 7,65 с на отзыв. Программная оболочка обеспечивает воспроизводимый формат, видимый механизм исправления и контроль дословности. Полная формальная валидность не гарантирует правильного распределения информации между полями. У version_2 дол</w:t>
+        <w:t>ления информации между полями. У version_2 доля строк вне исходного текста контролируется конструктивно, но проверка evidence не доказывает причинность и не исключает неверной классификации настоящего фрагмента. Сравнивать версии следует одновременно по F1</w:t>
       </w:r>
       <w:r>
-        <w:t>я строк вне исходного текста контролируется конструктивно, но проверка evidence не доказывает причинность и не исключает неверной классификации настоящего фрагмента. Сравнивать версии следует одновременно по F1, повторам, времени и анализу примеров. Эффект</w:t>
+        <w:t>, повторам, времени и анализу примеров. Эффект инструкции в этом исследовании ограничен одной моделью, одним прогоном, смещенной выборкой коротких отзывов и адаптированным эталоном; независимая экспертная оценка остается необходимой для практического приме</w:t>
       </w:r>
       <w:r>
-        <w:t xml:space="preserve"> инструкции в этом исследовании ограничен одной моделью, одним прогоном, смещенной выборкой коротких отзывов и адаптированным ИИ-эталоном; независимая экспертная оценка остается необходимой для практического применения.</w:t>
+        <w:t>нения.</w:t>
       </w:r>
     </w:p>
     <w:p>
@@ -2429,7 +2464,7 @@
         <w:ind w:firstLine="0"/>
         <w:jc w:val="center"/>
       </w:pPr>
-      <w:bookmarkStart w:id="9" w:name="_Toc239784375"/>
+      <w:bookmarkStart w:id="9" w:name="_Toc239790101"/>
       <w:r>
         <w:lastRenderedPageBreak/>
         <w:t>СПИСОК ИСПОЛЬЗОВАННЫХ ИСТОЧНИКОВ</w:t>
@@ -2438,13 +2473,10 @@
     </w:p>
     <w:p>
       <w:r>
-        <w:t xml:space="preserve">1. </w:t>
+        <w:t>1. Tutubalina E. et al. The Russian Drug Reaction Corpus and Neural Models for Drug Reactions and Effectiveness Detection in User Reviews // Bioinformatics. 2020. DOI: 10.1093/bioinformatics/btaa675. URL: https://git</w:t>
       </w:r>
       <w:r>
-        <w:t>Tutubalina E. et al. The Russian Drug Reaction Corpus and Neural Models for Drug Reactions and Effectiveness Detection in User Reviews // Bioinformatics. 2020. DOI: 10.1093/bioinformatics/btaa675. URL: https://github.com/cimm-kzn/RuDReC (дата обращения: 08</w:t>
-      </w:r>
-      <w:r>
-        <w:t>.09.2026).</w:t>
+        <w:t>hub.com/cimm-kzn/RuDReC (дата обращения: 08.09.2026).</w:t>
       </w:r>
     </w:p>
     <w:p>
@@ -2454,10 +2486,10 @@
     </w:p>
     <w:p>
       <w:r>
-        <w:t>README RuDReC называет корпус freely available; отдельная стандартная лице</w:t>
+        <w:t>README RuDReC называет корпус f</w:t>
       </w:r>
       <w:r>
-        <w:t>нзия в корне источника не обнаружена. Данные не объявляются имеющими лицензию MIT или CC без подтверждения.</w:t>
+        <w:t>reely available; отдельная стандартная лицензия в корне источника не обнаружена. Данные не объявляются имеющими лицензию MIT или CC без подтверждения.</w:t>
       </w:r>
     </w:p>
     <w:sectPr>
@@ -14517,7 +14549,7 @@
 </file>
 
 <file path=customXml/itemProps1.xml><?xml version="1.0" encoding="utf-8"?>
-<ds:datastoreItem xmlns:ds="http://schemas.openxmlformats.org/officeDocument/2006/customXml" ds:itemID="{358EB4DC-7C27-4DCC-92E9-E9F27F8F579C}">
+<ds:datastoreItem xmlns:ds="http://schemas.openxmlformats.org/officeDocument/2006/customXml" ds:itemID="{68115DC2-0F8F-407B-8BCA-02F4FDAC2E31}">
   <ds:schemaRefs>
     <ds:schemaRef ds:uri="http://schemas.openxmlformats.org/officeDocument/2006/bibliography"/>
   </ds:schemaRefs>

--- a/lab04_prompt_program/report.docx
+++ b/lab04_prompt_program/report.docx
@@ -195,27 +195,14 @@
     <w:p>
       <w:pPr>
         <w:pStyle w:val="aff9"/>
-        <w:spacing w:before="1040" w:beforeAutospacing="0" w:after="0" w:afterAutospacing="0"/>
+        <w:spacing w:before="1240" w:beforeAutospacing="0" w:after="0" w:afterAutospacing="0"/>
         <w:jc w:val="both"/>
       </w:pPr>
       <w:r>
         <w:rPr>
           <w:sz w:val="28"/>
         </w:rPr>
-        <w:t>Обучающиеся: Дущенко Даниил Александрович, К3341</w:t>
-      </w:r>
-    </w:p>
-    <w:p>
-      <w:pPr>
-        <w:pStyle w:val="aff9"/>
-        <w:spacing w:before="0" w:beforeAutospacing="0" w:after="0" w:afterAutospacing="0"/>
-        <w:jc w:val="both"/>
-      </w:pPr>
-      <w:r>
-        <w:rPr>
-          <w:sz w:val="28"/>
-        </w:rPr>
-        <w:t>Коваленко Евгений Юрьевич, К3341</w:t>
+        <w:t>Обучающийся: Дущенко Даниил Александрович, К3341</w:t>
       </w:r>
     </w:p>
     <w:p>
@@ -296,7 +283,7 @@
       <w:r>
         <w:fldChar w:fldCharType="separate"/>
       </w:r>
-      <w:hyperlink w:anchor="_Toc239790093" w:history="1">
+      <w:hyperlink w:anchor="_Toc239790560" w:history="1">
         <w:r>
           <w:rPr>
             <w:rStyle w:val="aff8"/>
@@ -324,7 +311,7 @@
             <w:noProof/>
             <w:webHidden/>
           </w:rPr>
-          <w:instrText xml:space="preserve"> PAGEREF _Toc239790093 \h </w:instrText>
+          <w:instrText xml:space="preserve"> PAGEREF _Toc239790560 \h </w:instrText>
         </w:r>
         <w:r>
           <w:rPr>
@@ -369,7 +356,7 @@
           <w:lang w:val="ru-RU" w:eastAsia="ru-RU"/>
         </w:rPr>
       </w:pPr>
-      <w:hyperlink w:anchor="_Toc239790094" w:history="1">
+      <w:hyperlink w:anchor="_Toc239790561" w:history="1">
         <w:r>
           <w:rPr>
             <w:rStyle w:val="aff8"/>
@@ -397,7 +384,7 @@
             <w:noProof/>
             <w:webHidden/>
           </w:rPr>
-          <w:instrText xml:space="preserve"> PAGEREF _Toc239790094 \h </w:instrText>
+          <w:instrText xml:space="preserve"> PAGEREF _Toc239790561 \h </w:instrText>
         </w:r>
         <w:r>
           <w:rPr>
@@ -442,7 +429,7 @@
           <w:lang w:val="ru-RU" w:eastAsia="ru-RU"/>
         </w:rPr>
       </w:pPr>
-      <w:hyperlink w:anchor="_Toc239790095" w:history="1">
+      <w:hyperlink w:anchor="_Toc239790562" w:history="1">
         <w:r>
           <w:rPr>
             <w:rStyle w:val="aff8"/>
@@ -470,7 +457,7 @@
             <w:noProof/>
             <w:webHidden/>
           </w:rPr>
-          <w:instrText xml:space="preserve"> PAGEREF _Toc239790095 \h </w:instrText>
+          <w:instrText xml:space="preserve"> PAGEREF _Toc239790562 \h </w:instrText>
         </w:r>
         <w:r>
           <w:rPr>
@@ -515,7 +502,7 @@
           <w:lang w:val="ru-RU" w:eastAsia="ru-RU"/>
         </w:rPr>
       </w:pPr>
-      <w:hyperlink w:anchor="_Toc239790096" w:history="1">
+      <w:hyperlink w:anchor="_Toc239790563" w:history="1">
         <w:r>
           <w:rPr>
             <w:rStyle w:val="aff8"/>
@@ -543,7 +530,7 @@
             <w:noProof/>
             <w:webHidden/>
           </w:rPr>
-          <w:instrText xml:space="preserve"> PAGEREF _Toc239790096 \h </w:instrText>
+          <w:instrText xml:space="preserve"> PAGEREF _Toc239790563 \h </w:instrText>
         </w:r>
         <w:r>
           <w:rPr>
@@ -588,7 +575,7 @@
           <w:lang w:val="ru-RU" w:eastAsia="ru-RU"/>
         </w:rPr>
       </w:pPr>
-      <w:hyperlink w:anchor="_Toc239790097" w:history="1">
+      <w:hyperlink w:anchor="_Toc239790564" w:history="1">
         <w:r>
           <w:rPr>
             <w:rStyle w:val="aff8"/>
@@ -616,7 +603,7 @@
             <w:noProof/>
             <w:webHidden/>
           </w:rPr>
-          <w:instrText xml:space="preserve"> PAGEREF _Toc239790097 \h </w:instrText>
+          <w:instrText xml:space="preserve"> PAGEREF _Toc239790564 \h </w:instrText>
         </w:r>
         <w:r>
           <w:rPr>
@@ -661,7 +648,7 @@
           <w:lang w:val="ru-RU" w:eastAsia="ru-RU"/>
         </w:rPr>
       </w:pPr>
-      <w:hyperlink w:anchor="_Toc239790098" w:history="1">
+      <w:hyperlink w:anchor="_Toc239790565" w:history="1">
         <w:r>
           <w:rPr>
             <w:rStyle w:val="aff8"/>
@@ -689,7 +676,7 @@
             <w:noProof/>
             <w:webHidden/>
           </w:rPr>
-          <w:instrText xml:space="preserve"> PAGEREF _Toc239790098 \h </w:instrText>
+          <w:instrText xml:space="preserve"> PAGEREF _Toc239790565 \h </w:instrText>
         </w:r>
         <w:r>
           <w:rPr>
@@ -734,7 +721,7 @@
           <w:lang w:val="ru-RU" w:eastAsia="ru-RU"/>
         </w:rPr>
       </w:pPr>
-      <w:hyperlink w:anchor="_Toc239790099" w:history="1">
+      <w:hyperlink w:anchor="_Toc239790566" w:history="1">
         <w:r>
           <w:rPr>
             <w:rStyle w:val="aff8"/>
@@ -762,7 +749,7 @@
             <w:noProof/>
             <w:webHidden/>
           </w:rPr>
-          <w:instrText xml:space="preserve"> PAGEREF _Toc239790099 \h </w:instrText>
+          <w:instrText xml:space="preserve"> PAGEREF _Toc239790566 \h </w:instrText>
         </w:r>
         <w:r>
           <w:rPr>
@@ -807,7 +794,7 @@
           <w:lang w:val="ru-RU" w:eastAsia="ru-RU"/>
         </w:rPr>
       </w:pPr>
-      <w:hyperlink w:anchor="_Toc239790100" w:history="1">
+      <w:hyperlink w:anchor="_Toc239790567" w:history="1">
         <w:r>
           <w:rPr>
             <w:rStyle w:val="aff8"/>
@@ -835,7 +822,7 @@
             <w:noProof/>
             <w:webHidden/>
           </w:rPr>
-          <w:instrText xml:space="preserve"> PAGEREF _Toc239790100 \h </w:instrText>
+          <w:instrText xml:space="preserve"> PAGEREF _Toc239790567 \h </w:instrText>
         </w:r>
         <w:r>
           <w:rPr>
@@ -880,7 +867,7 @@
           <w:lang w:val="ru-RU" w:eastAsia="ru-RU"/>
         </w:rPr>
       </w:pPr>
-      <w:hyperlink w:anchor="_Toc239790101" w:history="1">
+      <w:hyperlink w:anchor="_Toc239790568" w:history="1">
         <w:r>
           <w:rPr>
             <w:rStyle w:val="aff8"/>
@@ -908,7 +895,7 @@
             <w:noProof/>
             <w:webHidden/>
           </w:rPr>
-          <w:instrText xml:space="preserve"> PAGEREF _Toc239790101 \h </w:instrText>
+          <w:instrText xml:space="preserve"> PAGEREF _Toc239790568 \h </w:instrText>
         </w:r>
         <w:r>
           <w:rPr>
@@ -956,7 +943,7 @@
         <w:ind w:firstLine="0"/>
         <w:jc w:val="center"/>
       </w:pPr>
-      <w:bookmarkStart w:id="1" w:name="_Toc239790093"/>
+      <w:bookmarkStart w:id="1" w:name="_Toc239790560"/>
       <w:r>
         <w:lastRenderedPageBreak/>
         <w:t>ВВЕДЕНИЕ</w:t>
@@ -965,13 +952,13 @@
     </w:p>
     <w:p>
       <w:r>
-        <w:t xml:space="preserve">Цель — построить проверяемый интерфейс </w:t>
+        <w:t xml:space="preserve">Цель — построить проверяемый интерфейс извлечения названий препаратов, </w:t>
       </w:r>
       <w:r>
-        <w:t>извлечения названий препаратов, показаний, положительных эффектов, нежелательных реакций и подтверждающих цитат. Проверяется не медицинская эффективность средств, а соответствие результата тексту отзыва. Система должна различать синтаксическую правильность</w:t>
+        <w:t>показаний, положительных эффектов, нежелательных реакций и подтверждающих цитат. Проверяется не медицинская эффективность средств, а соответствие результата тексту отзыва. Система должна различать синтаксическую правильность JSON, соблюдение формальной схе</w:t>
       </w:r>
       <w:r>
-        <w:t xml:space="preserve"> JSON, соблюдение формальной схемы и фактическую обоснованность извлечений: эти свойства не равнозначны.</w:t>
+        <w:t>мы и фактическую обоснованность извлечений: эти свойства не равнозначны.</w:t>
       </w:r>
     </w:p>
     <w:p>
@@ -982,7 +969,7 @@
         <w:spacing w:after="240"/>
         <w:jc w:val="left"/>
       </w:pPr>
-      <w:bookmarkStart w:id="2" w:name="_Toc239790094"/>
+      <w:bookmarkStart w:id="2" w:name="_Toc239790561"/>
       <w:r>
         <w:lastRenderedPageBreak/>
         <w:t>1 Выполнение работы</w:t>
@@ -996,7 +983,7 @@
         <w:spacing w:before="240" w:after="240"/>
         <w:jc w:val="left"/>
       </w:pPr>
-      <w:bookmarkStart w:id="3" w:name="_Toc239790095"/>
+      <w:bookmarkStart w:id="3" w:name="_Toc239790562"/>
       <w:r>
         <w:t>1.1 Данные и эталон</w:t>
       </w:r>
@@ -1004,24 +991,24 @@
     </w:p>
     <w:p>
       <w:r>
-        <w:t xml:space="preserve">Мы использовали размеченную часть RuDReC: 500 отзывов, представленных построчно на уровне предложений [1]. Мы </w:t>
+        <w:t>Я использовал размеченную часть RuDReC: 500 отзывов, представленных построчно на уровне предложений [1]. Я объединил предложения по file_name в</w:t>
       </w:r>
       <w:r>
-        <w:t>объединили предложения по file_name в порядке sentence_id. В эксперимент вошли 50 самых коротких полных отзывов; при равной длине использован порядок идентификаторов. Это воспроизводимый экономичный отбор без случайного выбора удачных примеров, однако он с</w:t>
+        <w:t xml:space="preserve"> порядке sentence_id. В эксперимент вошли 50 самых коротких полных отзывов; при равной длине использован порядок идентификаторов. Это воспроизводимый экономичный отбор без случайного выбора удачных примеров, однако он смещает оценку к коротким сообщениям и</w:t>
       </w:r>
       <w:r>
-        <w:t>мещает оценку к коротким сообщениям и не позволяет переносить результат на весь корпус.</w:t>
+        <w:t xml:space="preserve"> не позволяет переносить результат на весь корпус.</w:t>
       </w:r>
     </w:p>
     <w:p>
       <w:r>
-        <w:t>Мы взяли эталон из Drugname, DI и ADR исходного корпуса и адаптировали его к полям задания. Положительные эффекты добавлены после чтения всех 50 текстов; гипотетические</w:t>
+        <w:t>Я взял эталон из Drugname, DI и ADR исходного корпуса и адаптировал его к полям задания. Положительные эффекты добавлены после чтения всех 50 текстов; гипотетические, процитированные и отрицаемые реакции о</w:t>
       </w:r>
       <w:r>
-        <w:t>, процитированные и отрицаемые реакции обработаны согласно инструкции. Явные изменения зафиксированы в prepare.py. Такая адаптация не является независимой экспертной или медицинской проверкой. Файл и его SHA256 сохранены до первого запроса; runner проверяе</w:t>
+        <w:t>бработаны согласно инструкции. Явные изменения зафиксированы в prepare.py. Такая адаптация не является независимой экспертной или медицинской проверкой. Файл и его SHA256 сохранены до первого запроса; runner проверяет неизменность эталона. Эталон не исправ</w:t>
       </w:r>
       <w:r>
-        <w:t>т неизменность эталона. Эталон не исправлялся по ответам модели.</w:t>
+        <w:t>лялся по ответам модели.</w:t>
       </w:r>
     </w:p>
     <w:p>
@@ -1031,7 +1018,7 @@
         <w:spacing w:before="240" w:after="240"/>
         <w:jc w:val="left"/>
       </w:pPr>
-      <w:bookmarkStart w:id="4" w:name="_Toc239790096"/>
+      <w:bookmarkStart w:id="4" w:name="_Toc239790563"/>
       <w:r>
         <w:t>1.2 Реализация</w:t>
       </w:r>
@@ -1039,36 +1026,36 @@
     </w:p>
     <w:p>
       <w:r>
-        <w:t>version_1 содержит короткую инструкцию без примеров. version_2 определяет каждое поле, требует сохранять написание названий, различать показания и реакции, не считать отрицание</w:t>
+        <w:t>version_1 содержит короткую инструкцию без примеров. version_2 определяет каждое поле, требует сохранять написание названий, различать показания и реакции, не считать отрицание и ожидание достигнутым эффектом. Два ра</w:t>
       </w:r>
       <w:r>
-        <w:t xml:space="preserve"> и ожидание достигнутым эффектом. Два размеченных примера демонстрируют опечатку, частичный результат, отрицание и чужую цитату. Наблюдение автора о ребенке допустимо как описание конкретного пациента; пересказ чужого отзыва не принимается за собственное н</w:t>
-      </w:r>
-      <w:r>
-        <w:t>аблюдение.</w:t>
+        <w:t>змеченных примера демонстрируют опечатку, частичный результат, отрицание и чужую цитату. Наблюдение автора о ребенке допустимо как описание конкретного пациента; пересказ чужого отзыва не принимается за собственное наблюдение.</w:t>
       </w:r>
     </w:p>
     <w:p>
       <w:r>
-        <w:t xml:space="preserve">Pydantic запрещает лишние поля, пропущенные поля и значения неверного типа. Каждый evidence должен быть непустой дословной подстрокой текста. version_2 дополнительно требует, чтобы каждое </w:t>
+        <w:t>Pydantic запрещает лишние пол</w:t>
+      </w:r>
+      <w:r>
+        <w:t xml:space="preserve">я, пропущенные поля и значения неверного типа. Каждый evidence должен быть непустой дословной подстрокой текста. version_2 дополнительно требует, чтобы каждое </w:t>
       </w:r>
       <w:r>
         <w:lastRenderedPageBreak/>
-        <w:t>извлеченное значение входило в одну из подтверждающих цит</w:t>
+        <w:t>извлеченное значение входило в одну из подтверждающих цитат. После ошибки отправляется ровно один</w:t>
       </w:r>
       <w:r>
-        <w:t>ат. После ошибки отправляется ровно один запрос с ее описанием. Если повтор также невалиден, результат отклоняется; третьего запроса нет. Исходные ответы и ошибки сохраняются, поэтому повтор можно проверить по журналу.</w:t>
+        <w:t xml:space="preserve"> запрос с ее описанием. Если повтор также невалиден, результат отклоняется; третьего запроса нет. Исходные ответы и ошибки сохраняются, поэтому повтор можно проверить по журналу.</w:t>
       </w:r>
     </w:p>
     <w:p>
       <w:r>
-        <w:t>Использована одна локальная mistralai</w:t>
+        <w:t>Использована одна локальная mistralai/ministral-3-14b-reasoning через LM Stud</w:t>
       </w:r>
       <w:r>
-        <w:t>/ministral-3-14b-reasoning через LM Studio: temperature=0, seed=42, max_tokens=2048. В обеих версиях заранее включено одинаковое ограничение JSON-schema при декодировании. Поэтому сравнение валидности относится к системе с ограниченным декодированием, а не</w:t>
+        <w:t>io: temperature=0, seed=42, max_tokens=2048. В обеих версиях заранее включено одинаковое ограничение JSON-schema при декодировании. Поэтому сравнение валидности относится к системе с ограниченным декодированием, а не к свободной генерации; высокий результа</w:t>
       </w:r>
       <w:r>
-        <w:t xml:space="preserve"> к свободной генерации; высокий результат по JSON сам по себе не доказывает преимущество расширенного промпта. Промпты не изменялись во время прогона.</w:t>
+        <w:t>т по JSON сам по себе не доказывает преимущество расширенного промпта. Промпты не изменялись во время прогона.</w:t>
       </w:r>
     </w:p>
     <w:p>
@@ -1078,7 +1065,7 @@
         <w:spacing w:before="240" w:after="240"/>
         <w:jc w:val="left"/>
       </w:pPr>
-      <w:bookmarkStart w:id="5" w:name="_Toc239790097"/>
+      <w:bookmarkStart w:id="5" w:name="_Toc239790564"/>
       <w:r>
         <w:t>1.3 Проверка и метрики</w:t>
       </w:r>
@@ -1086,31 +1073,31 @@
     </w:p>
     <w:p>
       <w:r>
-        <w:t>Выполнены 28 pytest-проверок, включая целостность gold, восстановление полных отзы</w:t>
+        <w:t>Выполнены 28 pytest-проверок, включая целостность gold, восстановление полных отзывов и восемь проверок сохраненных ответо</w:t>
       </w:r>
       <w:r>
-        <w:t>вов и восемь проверок сохраненных ответов настоящей LLM. Восемь обязательных содержательных случаев проверяют прием корректных контрактов на тестовом backend: пустой текст, отсутствие названия, несколько препаратов, отрицание, предположение, реакция у друг</w:t>
+        <w:t>в настоящей LLM. Восемь обязательных содержательных случаев проверяют прием корректных контрактов на тестовом backend: пустой текст, отсутствие названия, несколько препаратов, отрицание, предположение, реакция у другого пациента, цитата, опечатка. Отдельны</w:t>
       </w:r>
       <w:r>
-        <w:t>ого пациента, цитата, опечатка. Отдельные тесты проверяют лишнее поле, выдуманную цитату, строгие типы, регистр, пустую цитату, покрытие извлечений и остановку после одного повтора. Эти тесты не подменяют измерение способности LLM понимать текст. Дополните</w:t>
+        <w:t>е тесты проверяют лишнее поле, выдуманную цитату, строгие типы, регистр, пустую цитату, покрытие извлечений и остановку после одного повтора. Эти тесты не подменяют измерение способности LLM понимать текст. Дополнительно те же восемь содержательных ситуаци</w:t>
       </w:r>
       <w:r>
-        <w:t>льно те же восемь содержательных ситуаций реально отправлены модели: пройдено 8 из 8 проверок; ответы находятся в behavioral.jsonl.</w:t>
+        <w:t>й реально отправлены модели: пройдено 8 из 8 проверок; ответы находятся в behavioral.jsonl.</w:t>
       </w:r>
     </w:p>
     <w:p>
       <w:r>
-        <w:t>Качество — micro precision/recall/F1 по уникальным парам «поле, словесный токен» внутри каждого отзыва. Слова приводятся к н</w:t>
+        <w:t>Качество — micro precision/recall/F1 по уникальным парам «поле, словесный токен» внутри каждого отзыва. Слова приводятся к нижнему регистру без лемматизации. Невали</w:t>
       </w:r>
       <w:r>
-        <w:t>ижнему регистру без лемматизации. Невалидный итог считается пустым извлечением. Метрика частично допускает разные границы фразы, но штрафует изменение окончаний и лишние пояснения; она не эквивалентна оценке медицинской корректности. Неподтвержденное значе</w:t>
-      </w:r>
-      <w:r>
-        <w:t xml:space="preserve">ние в </w:t>
+        <w:t xml:space="preserve">дный итог считается пустым извлечением. Метрика частично допускает разные границы фразы, но штрафует изменение окончаний и лишние пояснения; она не эквивалентна оценке медицинской корректности. Неподтвержденное значение в </w:t>
       </w:r>
       <w:r>
         <w:lastRenderedPageBreak/>
-        <w:t>автоматическом счетчике — строка, не встречающаяся в тексте. Это поверхностный индикатор: корректный пересказ тоже может попасть в него, а ошибочная интерпретация настоящей цитаты — не попасть.</w:t>
+        <w:t xml:space="preserve">автоматическом счетчике — строка, </w:t>
+      </w:r>
+      <w:r>
+        <w:t>не встречающаяся в тексте. Это поверхностный индикатор: корректный пересказ тоже может попасть в него, а ошибочная интерпретация настоящей цитаты — не попасть.</w:t>
       </w:r>
     </w:p>
     <w:p>
@@ -1178,14 +1165,7 @@
                 <w:b/>
                 <w:sz w:val="20"/>
               </w:rPr>
-              <w:t xml:space="preserve">JSON первого </w:t>
-            </w:r>
-            <w:r>
-              <w:rPr>
-                <w:b/>
-                <w:sz w:val="20"/>
-              </w:rPr>
-              <w:t>ответа</w:t>
+              <w:t>JSON первого ответа</w:t>
             </w:r>
           </w:p>
         </w:tc>
@@ -1223,7 +1203,14 @@
                 <w:b/>
                 <w:sz w:val="20"/>
               </w:rPr>
-              <w:t>Итоговый контракт</w:t>
+              <w:t xml:space="preserve">Итоговый </w:t>
+            </w:r>
+            <w:r>
+              <w:rPr>
+                <w:b/>
+                <w:sz w:val="20"/>
+              </w:rPr>
+              <w:t>контракт</w:t>
             </w:r>
           </w:p>
         </w:tc>
@@ -1921,10 +1908,10 @@
     </w:p>
     <w:p>
       <w:r>
-        <w:t xml:space="preserve">Время — наблюдаемая задержка HTTP, включая повторные ответы, деленная на 50. Токены получены из usage сервера, а не оценены по длине строк. </w:t>
+        <w:t xml:space="preserve">Время — наблюдаемая задержка HTTP, включая повторные ответы, деленная на 50. Токены получены из usage сервера, а не оценены по длине строк. Поскольку модель локальная, счета </w:t>
       </w:r>
       <w:r>
-        <w:t>Поскольку модель локальная, счета внешнего API нет; энергопотребление и амортизация видеокарты не измерялись.</w:t>
+        <w:t>внешнего API нет; энергопотребление и амортизация видеокарты не измерялись.</w:t>
       </w:r>
     </w:p>
     <w:p>
@@ -1934,7 +1921,7 @@
         <w:spacing w:before="240" w:after="240"/>
         <w:jc w:val="left"/>
       </w:pPr>
-      <w:bookmarkStart w:id="6" w:name="_Toc239790098"/>
+      <w:bookmarkStart w:id="6" w:name="_Toc239790565"/>
       <w:r>
         <w:t>1.4 Анализ пяти ошибок</w:t>
       </w:r>
@@ -1942,13 +1929,13 @@
     </w:p>
     <w:p>
       <w:r>
-        <w:t>1. 3004353.tsv, version_1. Вместо названия средства извлечено «таблетки», хотя название отсутствует. В evidence есть настоя</w:t>
+        <w:t>1. 3004353.tsv, version_1. Вместо названия средства извлечено «таблетки», хотя название отсутствует. В evidence есть настоящее предложение, но оно не подтвер</w:t>
       </w:r>
       <w:r>
-        <w:t>щее предложение, но оно не подтверждает конкретное имя препарата. Это семантическая ошибка типизации, которую одной проверкой подстроки устранить нельзя. Кроме того, модель заменила «мерзнуть пальцы» на «мерзнут пальцы»: смысл близок, но буквальная проверк</w:t>
+        <w:t>ждает конкретное имя препарата. Это семантическая ошибка типизации, которую одной проверкой подстроки устранить нельзя. Кроме того, модель заменила «мерзнуть пальцы» на «мерзнут пальцы»: смысл близок, но буквальная проверка фиксирует отсутствие такой строк</w:t>
       </w:r>
       <w:r>
-        <w:t>а фиксирует отсутствие такой строки.</w:t>
+        <w:t>и.</w:t>
       </w:r>
     </w:p>
     <w:p>
@@ -1957,43 +1944,43 @@
       </w:r>
       <w:r>
         <w:lastRenderedPageBreak/>
-        <w:t>названии и норм</w:t>
+        <w:t>названии и нормализации показывает, почему извлеч</w:t>
       </w:r>
       <w:r>
-        <w:t>ализации показывает, почему извлечение необходимо отличать от пересказа: JSON валиден, цитата подлинная, однако строки сущностей изменены. Расширенная инструкция запрещает такие преобразования.</w:t>
+        <w:t>ение необходимо отличать от пересказа: JSON валиден, цитата подлинная, однако строки сущностей изменены. Расширенная инструкция запрещает такие преобразования.</w:t>
       </w:r>
     </w:p>
     <w:p>
       <w:r>
-        <w:t>3. 807762.tsv, version_1. Пропущена нежелательная реакция — по</w:t>
+        <w:t>3. 807762.tsv, version_1. Пропущена нежелательная реакция — повышение температуры у ребенка посл</w:t>
       </w:r>
       <w:r>
-        <w:t xml:space="preserve">вышение температуры у ребенка после приема неназванного средства. Модель сохранила только сравнение с инфлюцидом и его положительный эффект. Наличие одного известного названия, вероятно, сузило извлечение до этого препарата; это интерпретация наблюдаемого </w:t>
+        <w:t>е приема неназванного средства. Модель сохранила только сравнение с инфлюцидом и его положительный эффект. Наличие одного известного названия, вероятно, сузило извлечение до этого препарата; это интерпретация наблюдаемого ответа, а не установленная внутрен</w:t>
       </w:r>
       <w:r>
-        <w:t>ответа, а не установленная внутренняя причина. Правило должно разрешать фиксацию реакции и при неизвестном названии виновного средства.</w:t>
+        <w:t>няя причина. Правило должно разрешать фиксацию реакции и при неизвестном названии виновного средства.</w:t>
       </w:r>
     </w:p>
     <w:p>
       <w:r>
-        <w:t>4. 2491980.tsv, version_1. Ухудшение «стало только хуже» отнесено к adverse_reaction, хотя отзыв сообщает неэффективност</w:t>
+        <w:t xml:space="preserve">4. 2491980.tsv, version_1. Ухудшение «стало только хуже» отнесено к adverse_reaction, хотя отзыв сообщает неэффективность лечения апатии и депрессии и не </w:t>
       </w:r>
       <w:r>
-        <w:t>ь лечения апатии и депрессии и не называет отдельную реакцию. Эталон оставляет это поле пустым. Кроме того, «апатии» и «депрессии» нормализованы в начальную форму. Это одновременно пограничная семантическая классификация и ограничение выбранной поверхностн</w:t>
+        <w:t>называет отдельную реакцию. Эталон оставляет это поле пустым. Кроме того, «апатии» и «депрессии» нормализованы в начальную форму. Это одновременно пограничная семантическая классификация и ограничение выбранной поверхностной метрики: не все штрафные токены</w:t>
       </w:r>
       <w:r>
-        <w:t>ой метрики: не все штрафные токены означают грубую потерю смысла.</w:t>
+        <w:t xml:space="preserve"> означают грубую потерю смысла.</w:t>
       </w:r>
     </w:p>
     <w:p>
       <w:r>
-        <w:t>5. 2503806.tsv, version_2. «литическую смесь» модель включила в drug наряду с димедролом; эталон содержит только размеченное конкретное название. Цитата существует и проверку проходит, но мн</w:t>
+        <w:t>5. 2503806.tsv, version_2. «литическую смесь» модель включила в drug наряду с димедролом; эталон содержит только размеченное конкретное название. Цитата существует и проверку проходит, но многокомпонентная смесь не совпадает</w:t>
       </w:r>
       <w:r>
-        <w:t>огокомпонентная смесь не совпадает с принятой в эталоне категорией именованных препаратов. Дополнительно более длинное извлечение «Хороший препарат быстро сбивает температуру.» снижает precision относительно короткого gold. Пример показывает зависимость оц</w:t>
+        <w:t xml:space="preserve"> с принятой в эталоне категорией именованных препаратов. Дополнительно более длинное извлечение «Хороший препарат быстро сбивает температуру.» снижает precision относительно короткого gold. Пример показывает зависимость оценки от гранулярности эталона и не</w:t>
       </w:r>
       <w:r>
-        <w:t>енки от гранулярности эталона и необходимость уточнять категорию до эксперимента.</w:t>
+        <w:t>обходимость уточнять категорию до эксперимента.</w:t>
       </w:r>
     </w:p>
     <w:p>
@@ -2003,7 +1990,7 @@
         <w:spacing w:before="240" w:after="240"/>
         <w:jc w:val="left"/>
       </w:pPr>
-      <w:bookmarkStart w:id="7" w:name="_Toc239790099"/>
+      <w:bookmarkStart w:id="7" w:name="_Toc239790566"/>
       <w:r>
         <w:t>1.5 Чувствительность к исправлениям эталона</w:t>
       </w:r>
@@ -2011,25 +1998,25 @@
     </w:p>
     <w:p>
       <w:r>
-        <w:t xml:space="preserve">После основного эксперимента при дополнительной проверке мы обнаружили три ошибки переноса NER-разметки в новую схему. В </w:t>
+        <w:t xml:space="preserve">После основного эксперимента при дополнительной проверке я обнаружил три ошибки переноса NER-разметки в новую схему. В 1037212.tsv </w:t>
       </w:r>
       <w:r>
         <w:lastRenderedPageBreak/>
-        <w:t>1037212.t</w:t>
+        <w:t>«спокойной» является результатом,</w:t>
       </w:r>
       <w:r>
-        <w:t>sv «спокойной» является результатом, а не показанием; в 2500038.tsv заболевания описаны как последующий итог курса, а не исходная причина назначения; в 895731.tsv «фуфломицин» — оценочное обозначение, а не имя препарата. Эти значения удалены только в отдел</w:t>
+        <w:t xml:space="preserve"> а не показанием; в 2500038.tsv заболевания описаны как последующий итог курса, а не исходная причина назначения; в 895731.tsv «фуфломицин» — оценочное обозначение, а не имя препарата. Эти значения удалены только в отдельном data/gold_reviewed.jsonl; остал</w:t>
       </w:r>
       <w:r>
-        <w:t>ьном data/gold_reviewed.jsonl; остальные поля не дополнены новыми интерпретациями. Исходный замороженный эталон и основные метрики выше сохранены. Подробные текстовые основания — data/gold_review_audit.md.</w:t>
+        <w:t>ьные поля не дополнены новыми интерпретациями. Исходный замороженный эталон и основные метрики выше сохранены. Подробные текстовые основания — data/gold_review_audit.md.</w:t>
       </w:r>
     </w:p>
     <w:p>
       <w:r>
-        <w:t>Те же 100 сохранённых ответов повторно оценены без</w:t>
+        <w:t>Те же 100 сохранённых ответов повторно оценены без новых запросов LLM. Исправления сфо</w:t>
       </w:r>
       <w:r>
-        <w:t xml:space="preserve"> новых запросов LLM. Исправления сформулированы по текстам и инструкции; рост метрики не был критерием их выбора. Это post-hoc проверка чувствительности, а не независимый новый тест и не полная экспертная ревизия gold.</w:t>
+        <w:t>рмулированы по текстам и инструкции; рост метрики не был критерием их выбора. Это post-hoc проверка чувствительности, а не независимый новый тест и не полная экспертная ревизия gold.</w:t>
       </w:r>
     </w:p>
     <w:p>
@@ -2077,14 +2064,7 @@
                 <w:b/>
                 <w:sz w:val="20"/>
               </w:rPr>
-              <w:t>Верс</w:t>
-            </w:r>
-            <w:r>
-              <w:rPr>
-                <w:b/>
-                <w:sz w:val="20"/>
-              </w:rPr>
-              <w:t>ия</w:t>
+              <w:t>Версия</w:t>
             </w:r>
           </w:p>
         </w:tc>
@@ -2122,7 +2102,14 @@
                 <w:b/>
                 <w:sz w:val="20"/>
               </w:rPr>
-              <w:t>F1 после трёх исправлений</w:t>
+              <w:t>F1 после трёх исправл</w:t>
+            </w:r>
+            <w:r>
+              <w:rPr>
+                <w:b/>
+                <w:sz w:val="20"/>
+              </w:rPr>
+              <w:t>ений</w:t>
             </w:r>
           </w:p>
         </w:tc>
@@ -2413,13 +2400,10 @@
     </w:p>
     <w:p>
       <w:r>
-        <w:t xml:space="preserve">Изменения малы и разнонаправленны; вывод о </w:t>
+        <w:t xml:space="preserve">Изменения малы и разнонаправленны; вывод о более высоком F1 version_2 </w:t>
       </w:r>
       <w:r>
-        <w:t>более высоком F1 version_2 сохраняется. Однако аудит показывает, почему достоверность эталона нужно обсуждать отдельно от качества формального валидатора. Результаты и хеши опубликованы в results/sensitivity.json и results/sensitivity.csv; исходные предска</w:t>
-      </w:r>
-      <w:r>
-        <w:t>зания не изменялись.</w:t>
+        <w:t>сохраняется. Однако аудит показывает, почему достоверность эталона нужно обсуждать отдельно от качества формального валидатора. Результаты и хеши опубликованы в results/sensitivity.json и results/sensitivity.csv; исходные предсказания не изменялись.</w:t>
       </w:r>
     </w:p>
     <w:p>
@@ -2431,28 +2415,28 @@
         <w:ind w:firstLine="0"/>
         <w:jc w:val="center"/>
       </w:pPr>
-      <w:bookmarkStart w:id="8" w:name="_Toc239790100"/>
+      <w:bookmarkStart w:id="8" w:name="_Toc239790567"/>
       <w:r>
         <w:lastRenderedPageBreak/>
-        <w:t>ЗАКЛЮЧЕНИЕ</w:t>
+        <w:t>ЗАКЛЮЧ</w:t>
+      </w:r>
+      <w:r>
+        <w:t>ЕНИЕ</w:t>
       </w:r>
       <w:bookmarkEnd w:id="8"/>
     </w:p>
     <w:p>
       <w:r>
-        <w:t>В нашем прогоне F1 вырос с 0,524 до 0,575, а число строк извлечений, отсутствующих в тексте, снизилось с 60 до 0. При этом итоговую валидацию прошли 45 из 50 ответов version_1 и 42 из 50 ответов version_2: более строгий конт</w:t>
+        <w:t>В моём прогоне F1 вырос с 0,524 до 0,575, а число строк извлечений, отсутствующих в тексте, снизилось с 60 до 0. При этом итоговую валидацию прошли 45 из 50 ответов version_1 и 42 из 50 ответов version_2: более строгий контроль увеличил число отклонен</w:t>
       </w:r>
       <w:r>
-        <w:t>роль увеличил число отклонений. Среднее время выросло с 6,62 до 7,65 с на отзыв. Программная оболочка обеспечивает воспроизводимый формат, видимый механизм исправления и контроль дословности. Полная формальная валидность не гарантирует правильного распреде</w:t>
+        <w:t>ий. Среднее время выросло с 6,62 до 7,65 с на отзыв. Программная оболочка обеспечивает воспроизводимый формат, видимый механизм исправления и контроль дословности. Полная формальная валидность не гарантирует правильного распределения информации между полям</w:t>
       </w:r>
       <w:r>
-        <w:t>ления информации между полями. У version_2 доля строк вне исходного текста контролируется конструктивно, но проверка evidence не доказывает причинность и не исключает неверной классификации настоящего фрагмента. Сравнивать версии следует одновременно по F1</w:t>
+        <w:t>и. У version_2 доля строк вне исходного текста контролируется конструктивно, но проверка evidence не доказывает причинность и не исключает неверной классификации настоящего фрагмента. Сравнивать версии следует одновременно по F1, повторам, времени и анализ</w:t>
       </w:r>
       <w:r>
-        <w:t>, повторам, времени и анализу примеров. Эффект инструкции в этом исследовании ограничен одной моделью, одним прогоном, смещенной выборкой коротких отзывов и адаптированным эталоном; независимая экспертная оценка остается необходимой для практического приме</w:t>
-      </w:r>
-      <w:r>
-        <w:t>нения.</w:t>
+        <w:t>у примеров. Эффект инструкции в этом исследовании ограничен одной моделью, одним прогоном, смещенной выборкой коротких отзывов и адаптированным эталоном; независимая экспертная оценка остается необходимой для практического применения.</w:t>
       </w:r>
     </w:p>
     <w:p>
@@ -2464,19 +2448,22 @@
         <w:ind w:firstLine="0"/>
         <w:jc w:val="center"/>
       </w:pPr>
-      <w:bookmarkStart w:id="9" w:name="_Toc239790101"/>
+      <w:bookmarkStart w:id="9" w:name="_Toc239790568"/>
       <w:r>
         <w:lastRenderedPageBreak/>
-        <w:t>СПИСОК ИСПОЛЬЗОВАННЫХ ИСТОЧНИКОВ</w:t>
+        <w:t>СПИСОК ИСПОЛЬЗОВАННЫХ</w:t>
+      </w:r>
+      <w:r>
+        <w:t xml:space="preserve"> ИСТОЧНИКОВ</w:t>
       </w:r>
       <w:bookmarkEnd w:id="9"/>
     </w:p>
     <w:p>
       <w:r>
-        <w:t>1. Tutubalina E. et al. The Russian Drug Reaction Corpus and Neural Models for Drug Reactions and Effectiveness Detection in User Reviews // Bioinformatics. 2020. DOI: 10.1093/bioinformatics/btaa675. URL: https://git</w:t>
+        <w:t>1. Tutubalina E. et al. The Russian Drug Reaction Corpus and Neural Models for Drug Reactions and Effectiveness Detection in User Reviews // Bioinformatics. 2020. DOI: 10.1093/bioinformatics/btaa675. URL: https://github.com/cimm-kzn/RuDReC (дат</w:t>
       </w:r>
       <w:r>
-        <w:t>hub.com/cimm-kzn/RuDReC (дата обращения: 08.09.2026).</w:t>
+        <w:t>а обращения: 08.09.2026).</w:t>
       </w:r>
     </w:p>
     <w:p>
@@ -2486,10 +2473,10 @@
     </w:p>
     <w:p>
       <w:r>
-        <w:t>README RuDReC называет корпус f</w:t>
+        <w:t>README RuDReC называет корпус freely available; отдельная с</w:t>
       </w:r>
       <w:r>
-        <w:t>reely available; отдельная стандартная лицензия в корне источника не обнаружена. Данные не объявляются имеющими лицензию MIT или CC без подтверждения.</w:t>
+        <w:t>тандартная лицензия в корне источника не обнаружена. Данные не объявляются имеющими лицензию MIT или CC без подтверждения.</w:t>
       </w:r>
     </w:p>
     <w:sectPr>
@@ -14549,7 +14536,7 @@
 </file>
 
 <file path=customXml/itemProps1.xml><?xml version="1.0" encoding="utf-8"?>
-<ds:datastoreItem xmlns:ds="http://schemas.openxmlformats.org/officeDocument/2006/customXml" ds:itemID="{68115DC2-0F8F-407B-8BCA-02F4FDAC2E31}">
+<ds:datastoreItem xmlns:ds="http://schemas.openxmlformats.org/officeDocument/2006/customXml" ds:itemID="{B41A9517-6D17-4188-9C15-9F711D97BB09}">
   <ds:schemaRefs>
     <ds:schemaRef ds:uri="http://schemas.openxmlformats.org/officeDocument/2006/bibliography"/>
   </ds:schemaRefs>
